--- a/Lab Manual Docs/Exp_13_GitHub_Pages_Deployment.docx
+++ b/Lab Manual Docs/Exp_13_GitHub_Pages_Deployment.docx
@@ -2,6 +2,352 @@
 <file path=word/document.xml><?xml version="1.0" encoding="utf-8"?>
 <w:document xmlns:wpc="http://schemas.microsoft.com/office/word/2010/wordprocessingCanvas" xmlns:mo="http://schemas.microsoft.com/office/mac/office/2008/main" xmlns:mc="http://schemas.openxmlformats.org/markup-compatibility/2006" xmlns:mv="urn:schemas-microsoft-com:mac:vml" xmlns:o="urn:schemas-microsoft-com:office:office" xmlns:r="http://schemas.openxmlformats.org/officeDocument/2006/relationships" xmlns:m="http://schemas.openxmlformats.org/officeDocument/2006/math" xmlns:v="urn:schemas-microsoft-com:vml" xmlns:wp14="http://schemas.microsoft.com/office/word/2010/wordprocessingDrawing" xmlns:wp="http://schemas.openxmlformats.org/drawingml/2006/wordprocessingDrawing" xmlns:w10="urn:schemas-microsoft-com:office:word" xmlns:w="http://schemas.openxmlformats.org/wordprocessingml/2006/main" xmlns:w14="http://schemas.microsoft.com/office/word/2010/wordml" xmlns:wpg="http://schemas.microsoft.com/office/word/2010/wordprocessingGroup" xmlns:wpi="http://schemas.microsoft.com/office/word/2010/wordprocessingInk" xmlns:wne="http://schemas.microsoft.com/office/word/2006/wordml" xmlns:wps="http://schemas.microsoft.com/office/word/2010/wordprocessingShape" mc:Ignorable="w14 wp14">
   <w:body>
+    <w:tbl>
+      <w:tblPr>
+        <w:tblW w:type="auto" w:w="0"/>
+        <w:jc w:val="center"/>
+        <w:tblLook w:firstColumn="1" w:firstRow="1" w:lastColumn="0" w:lastRow="0" w:noHBand="0" w:noVBand="1" w:val="04A0"/>
+        <w:tblBorders>
+          <w:top w:val="single" w:sz="8" w:space="0" w:color="000000"/>
+          <w:left w:val="single" w:sz="8" w:space="0" w:color="000000"/>
+          <w:bottom w:val="single" w:sz="8" w:space="0" w:color="000000"/>
+          <w:right w:val="single" w:sz="8" w:space="0" w:color="000000"/>
+          <w:insideH w:val="single" w:sz="8" w:space="0" w:color="000000"/>
+          <w:insideV w:val="single" w:sz="8" w:space="0" w:color="000000"/>
+        </w:tblBorders>
+      </w:tblPr>
+      <w:tblGrid>
+        <w:gridCol w:w="4320"/>
+        <w:gridCol w:w="4320"/>
+      </w:tblGrid>
+      <w:tr>
+        <w:tc>
+          <w:tcPr>
+            <w:tcW w:type="dxa" w:w="2592"/>
+            <w:tcMar>
+              <w:top w:w="100" w:type="dxa"/>
+              <w:bottom w:w="100" w:type="dxa"/>
+              <w:left w:w="140" w:type="dxa"/>
+              <w:right w:w="140" w:type="dxa"/>
+            </w:tcMar>
+          </w:tcPr>
+          <w:p>
+            <w:pPr>
+              <w:spacing w:before="0" w:after="0" w:line="276" w:lineRule="auto"/>
+              <w:jc w:val="left"/>
+            </w:pPr>
+            <w:r>
+              <w:rPr>
+                <w:rFonts w:ascii="Calibri" w:hAnsi="Calibri"/>
+                <w:b/>
+                <w:color w:val="000000"/>
+                <w:sz w:val="21"/>
+              </w:rPr>
+              <w:t>NAME</w:t>
+            </w:r>
+          </w:p>
+        </w:tc>
+        <w:tc>
+          <w:tcPr>
+            <w:tcW w:type="dxa" w:w="6768"/>
+            <w:tcMar>
+              <w:top w:w="100" w:type="dxa"/>
+              <w:bottom w:w="100" w:type="dxa"/>
+              <w:left w:w="140" w:type="dxa"/>
+              <w:right w:w="140" w:type="dxa"/>
+            </w:tcMar>
+          </w:tcPr>
+          <w:p>
+            <w:pPr>
+              <w:spacing w:before="0" w:after="0" w:line="276" w:lineRule="auto"/>
+              <w:jc w:val="left"/>
+            </w:pPr>
+            <w:r>
+              <w:rPr>
+                <w:rFonts w:ascii="Calibri" w:hAnsi="Calibri"/>
+                <w:color w:val="000000"/>
+                <w:sz w:val="21"/>
+              </w:rPr>
+              <w:t>Kimaya Teli</w:t>
+              <w:br/>
+              <w:t>Abhishek kumar Kairamkonda</w:t>
+              <w:br/>
+              <w:t>Krishna Somani</w:t>
+            </w:r>
+          </w:p>
+        </w:tc>
+      </w:tr>
+      <w:tr>
+        <w:tc>
+          <w:tcPr>
+            <w:tcW w:type="dxa" w:w="2592"/>
+            <w:tcMar>
+              <w:top w:w="100" w:type="dxa"/>
+              <w:bottom w:w="100" w:type="dxa"/>
+              <w:left w:w="140" w:type="dxa"/>
+              <w:right w:w="140" w:type="dxa"/>
+            </w:tcMar>
+          </w:tcPr>
+          <w:p>
+            <w:pPr>
+              <w:spacing w:before="0" w:after="0" w:line="276" w:lineRule="auto"/>
+              <w:jc w:val="left"/>
+            </w:pPr>
+            <w:r>
+              <w:rPr>
+                <w:rFonts w:ascii="Calibri" w:hAnsi="Calibri"/>
+                <w:b/>
+                <w:color w:val="000000"/>
+                <w:sz w:val="21"/>
+              </w:rPr>
+              <w:t>ROLL NO</w:t>
+            </w:r>
+          </w:p>
+        </w:tc>
+        <w:tc>
+          <w:tcPr>
+            <w:tcW w:type="dxa" w:w="6768"/>
+            <w:tcMar>
+              <w:top w:w="100" w:type="dxa"/>
+              <w:bottom w:w="100" w:type="dxa"/>
+              <w:left w:w="140" w:type="dxa"/>
+              <w:right w:w="140" w:type="dxa"/>
+            </w:tcMar>
+          </w:tcPr>
+          <w:p>
+            <w:pPr>
+              <w:spacing w:before="0" w:after="0" w:line="276" w:lineRule="auto"/>
+              <w:jc w:val="left"/>
+            </w:pPr>
+            <w:r>
+              <w:rPr>
+                <w:rFonts w:ascii="Calibri" w:hAnsi="Calibri"/>
+                <w:color w:val="000000"/>
+                <w:sz w:val="21"/>
+              </w:rPr>
+              <w:t>24102C0079</w:t>
+              <w:br/>
+              <w:t>24102C0085</w:t>
+              <w:br/>
+              <w:t>24102C0067</w:t>
+            </w:r>
+          </w:p>
+        </w:tc>
+      </w:tr>
+      <w:tr>
+        <w:tc>
+          <w:tcPr>
+            <w:tcW w:type="dxa" w:w="2592"/>
+            <w:tcMar>
+              <w:top w:w="100" w:type="dxa"/>
+              <w:bottom w:w="100" w:type="dxa"/>
+              <w:left w:w="140" w:type="dxa"/>
+              <w:right w:w="140" w:type="dxa"/>
+            </w:tcMar>
+          </w:tcPr>
+          <w:p>
+            <w:pPr>
+              <w:spacing w:before="0" w:after="0" w:line="276" w:lineRule="auto"/>
+              <w:jc w:val="left"/>
+            </w:pPr>
+            <w:r>
+              <w:rPr>
+                <w:rFonts w:ascii="Calibri" w:hAnsi="Calibri"/>
+                <w:b/>
+                <w:color w:val="000000"/>
+                <w:sz w:val="21"/>
+              </w:rPr>
+              <w:t>BRANCH</w:t>
+            </w:r>
+          </w:p>
+        </w:tc>
+        <w:tc>
+          <w:tcPr>
+            <w:tcW w:type="dxa" w:w="6768"/>
+            <w:tcMar>
+              <w:top w:w="100" w:type="dxa"/>
+              <w:bottom w:w="100" w:type="dxa"/>
+              <w:left w:w="140" w:type="dxa"/>
+              <w:right w:w="140" w:type="dxa"/>
+            </w:tcMar>
+          </w:tcPr>
+          <w:p>
+            <w:pPr>
+              <w:spacing w:before="0" w:after="0" w:line="276" w:lineRule="auto"/>
+              <w:jc w:val="left"/>
+            </w:pPr>
+            <w:r>
+              <w:rPr>
+                <w:rFonts w:ascii="Calibri" w:hAnsi="Calibri"/>
+                <w:color w:val="000000"/>
+                <w:sz w:val="21"/>
+              </w:rPr>
+              <w:t>CMPN</w:t>
+            </w:r>
+          </w:p>
+        </w:tc>
+      </w:tr>
+      <w:tr>
+        <w:tc>
+          <w:tcPr>
+            <w:tcW w:type="dxa" w:w="2592"/>
+            <w:tcMar>
+              <w:top w:w="100" w:type="dxa"/>
+              <w:bottom w:w="100" w:type="dxa"/>
+              <w:left w:w="140" w:type="dxa"/>
+              <w:right w:w="140" w:type="dxa"/>
+            </w:tcMar>
+          </w:tcPr>
+          <w:p>
+            <w:pPr>
+              <w:spacing w:before="0" w:after="0" w:line="276" w:lineRule="auto"/>
+              <w:jc w:val="left"/>
+            </w:pPr>
+            <w:r>
+              <w:rPr>
+                <w:rFonts w:ascii="Calibri" w:hAnsi="Calibri"/>
+                <w:b/>
+                <w:color w:val="000000"/>
+                <w:sz w:val="21"/>
+              </w:rPr>
+              <w:t>DIV</w:t>
+            </w:r>
+          </w:p>
+        </w:tc>
+        <w:tc>
+          <w:tcPr>
+            <w:tcW w:type="dxa" w:w="6768"/>
+            <w:tcMar>
+              <w:top w:w="100" w:type="dxa"/>
+              <w:bottom w:w="100" w:type="dxa"/>
+              <w:left w:w="140" w:type="dxa"/>
+              <w:right w:w="140" w:type="dxa"/>
+            </w:tcMar>
+          </w:tcPr>
+          <w:p>
+            <w:pPr>
+              <w:spacing w:before="0" w:after="0" w:line="276" w:lineRule="auto"/>
+              <w:jc w:val="left"/>
+            </w:pPr>
+            <w:r>
+              <w:rPr>
+                <w:rFonts w:ascii="Calibri" w:hAnsi="Calibri"/>
+                <w:color w:val="000000"/>
+                <w:sz w:val="21"/>
+              </w:rPr>
+              <w:t>C</w:t>
+            </w:r>
+          </w:p>
+        </w:tc>
+      </w:tr>
+      <w:tr>
+        <w:tc>
+          <w:tcPr>
+            <w:tcW w:type="dxa" w:w="2592"/>
+            <w:tcMar>
+              <w:top w:w="100" w:type="dxa"/>
+              <w:bottom w:w="100" w:type="dxa"/>
+              <w:left w:w="140" w:type="dxa"/>
+              <w:right w:w="140" w:type="dxa"/>
+            </w:tcMar>
+          </w:tcPr>
+          <w:p>
+            <w:pPr>
+              <w:spacing w:before="0" w:after="0" w:line="276" w:lineRule="auto"/>
+              <w:jc w:val="left"/>
+            </w:pPr>
+            <w:r>
+              <w:rPr>
+                <w:rFonts w:ascii="Calibri" w:hAnsi="Calibri"/>
+                <w:b/>
+                <w:color w:val="000000"/>
+                <w:sz w:val="21"/>
+              </w:rPr>
+              <w:t>SUBJECT</w:t>
+            </w:r>
+          </w:p>
+        </w:tc>
+        <w:tc>
+          <w:tcPr>
+            <w:tcW w:type="dxa" w:w="6768"/>
+            <w:tcMar>
+              <w:top w:w="100" w:type="dxa"/>
+              <w:bottom w:w="100" w:type="dxa"/>
+              <w:left w:w="140" w:type="dxa"/>
+              <w:right w:w="140" w:type="dxa"/>
+            </w:tcMar>
+          </w:tcPr>
+          <w:p>
+            <w:pPr>
+              <w:spacing w:before="0" w:after="0" w:line="276" w:lineRule="auto"/>
+              <w:jc w:val="left"/>
+            </w:pPr>
+            <w:r>
+              <w:rPr>
+                <w:rFonts w:ascii="Calibri" w:hAnsi="Calibri"/>
+                <w:color w:val="000000"/>
+                <w:sz w:val="21"/>
+              </w:rPr>
+              <w:t>WDL LAB</w:t>
+            </w:r>
+          </w:p>
+        </w:tc>
+      </w:tr>
+      <w:tr>
+        <w:tc>
+          <w:tcPr>
+            <w:tcW w:type="dxa" w:w="2592"/>
+            <w:tcMar>
+              <w:top w:w="100" w:type="dxa"/>
+              <w:bottom w:w="100" w:type="dxa"/>
+              <w:left w:w="140" w:type="dxa"/>
+              <w:right w:w="140" w:type="dxa"/>
+            </w:tcMar>
+          </w:tcPr>
+          <w:p>
+            <w:pPr>
+              <w:spacing w:before="0" w:after="0" w:line="276" w:lineRule="auto"/>
+              <w:jc w:val="left"/>
+            </w:pPr>
+            <w:r>
+              <w:rPr>
+                <w:rFonts w:ascii="Calibri" w:hAnsi="Calibri"/>
+                <w:b/>
+                <w:color w:val="000000"/>
+                <w:sz w:val="21"/>
+              </w:rPr>
+              <w:t>FACULTY</w:t>
+            </w:r>
+          </w:p>
+        </w:tc>
+        <w:tc>
+          <w:tcPr>
+            <w:tcW w:type="dxa" w:w="6768"/>
+            <w:tcMar>
+              <w:top w:w="100" w:type="dxa"/>
+              <w:bottom w:w="100" w:type="dxa"/>
+              <w:left w:w="140" w:type="dxa"/>
+              <w:right w:w="140" w:type="dxa"/>
+            </w:tcMar>
+          </w:tcPr>
+          <w:p>
+            <w:pPr>
+              <w:spacing w:before="0" w:after="0" w:line="276" w:lineRule="auto"/>
+              <w:jc w:val="left"/>
+            </w:pPr>
+            <w:r>
+              <w:rPr>
+                <w:rFonts w:ascii="Calibri" w:hAnsi="Calibri"/>
+                <w:color w:val="000000"/>
+                <w:sz w:val="21"/>
+              </w:rPr>
+              <w:t>Dr. Ravindra Sangle</w:t>
+            </w:r>
+          </w:p>
+        </w:tc>
+      </w:tr>
+    </w:tbl>
+    <w:p/>
     <w:p>
       <w:pPr>
         <w:jc w:val="center"/>

--- a/Lab Manual Docs/Exp_13_GitHub_Pages_Deployment.docx
+++ b/Lab Manual Docs/Exp_13_GitHub_Pages_Deployment.docx
@@ -17,8 +17,8 @@
         </w:tblBorders>
       </w:tblPr>
       <w:tblGrid>
-        <w:gridCol w:w="4320"/>
-        <w:gridCol w:w="4320"/>
+        <w:gridCol w:w="4680"/>
+        <w:gridCol w:w="4680"/>
       </w:tblGrid>
       <w:tr>
         <w:tc>
@@ -356,7 +356,7 @@
         <w:rPr>
           <w:rFonts w:ascii="Calibri" w:hAnsi="Calibri"/>
           <w:b/>
-          <w:color w:val="555555"/>
+          <w:color w:val="444444"/>
           <w:sz w:val="26"/>
         </w:rPr>
         <w:t>SOFTWARE ENGINEERING &amp; WEB DEVELOPMENT LAB MANUAL</w:t>
@@ -370,7 +370,7 @@
         <w:rPr>
           <w:rFonts w:ascii="Calibri" w:hAnsi="Calibri"/>
           <w:i/>
-          <w:color w:val="7F8C8D"/>
+          <w:color w:val="666666"/>
           <w:sz w:val="20"/>
         </w:rPr>
         <w:t>PROJECT CASE STUDY: LEDGERLY — INVOICE &amp; QUOTATION GENERATOR PWA</w:t>
@@ -379,6 +379,7 @@
     <w:p>
       <w:pPr>
         <w:pStyle w:val="Heading1"/>
+        <w:spacing w:before="280" w:after="80"/>
         <w:jc w:val="left"/>
       </w:pPr>
       <w:r>
@@ -386,7 +387,7 @@
           <w:rFonts w:ascii="Calibri" w:hAnsi="Calibri"/>
           <w:b/>
           <w:color w:val="1B4D4B"/>
-          <w:sz w:val="32"/>
+          <w:sz w:val="30"/>
         </w:rPr>
         <w:t>Experiment No. 13: Version Control and Deployment Using Git &amp; GitHub Pages</w:t>
       </w:r>
@@ -395,57 +396,1222 @@
     <w:p>
       <w:pPr>
         <w:pStyle w:val="Heading2"/>
+        <w:spacing w:before="200" w:after="60"/>
       </w:pPr>
       <w:r>
         <w:rPr>
           <w:rFonts w:ascii="Calibri" w:hAnsi="Calibri"/>
           <w:b/>
           <w:color w:val="2C3E50"/>
-          <w:sz w:val="26"/>
+          <w:sz w:val="25"/>
         </w:rPr>
-        <w:t>1. Pre-Requisites</w:t>
+        <w:t>1. Aim &amp; Objectives</w:t>
       </w:r>
     </w:p>
     <w:p>
+      <w:pPr>
+        <w:spacing w:before="0" w:after="90" w:line="276" w:lineRule="auto"/>
+      </w:pPr>
       <w:r>
-        <w:t>• Understanding of Distributed Version Control Systems (DVCS) and Git architecture.</w:t>
-        <w:br/>
-        <w:t>• Mastery of CLI Git commands: git init, git add, git commit, git branch, git remote, git push.</w:t>
-        <w:br/>
-        <w:t>• Working GitHub account and familiarity with GitHub Pages static hosting.</w:t>
+        <w:rPr>
+          <w:rFonts w:ascii="Calibri" w:hAnsi="Calibri"/>
+          <w:color w:val="1A202C"/>
+          <w:sz w:val="21"/>
+        </w:rPr>
+        <w:t>The objective of this experiment is to implement distributed version control workflows using Git and deploy the Ledgerly Progressive Web Application to production using GitHub Pages.</w:t>
+      </w:r>
+    </w:p>
+    <w:p>
+      <w:pPr>
+        <w:spacing w:before="0" w:after="90" w:line="276" w:lineRule="auto"/>
+      </w:pPr>
+      <w:r>
+        <w:rPr>
+          <w:rFonts w:ascii="Calibri" w:hAnsi="Calibri"/>
+          <w:color w:val="1A202C"/>
+          <w:sz w:val="21"/>
+        </w:rPr>
+        <w:t>Key Specific Objectives:</w:t>
+      </w:r>
+    </w:p>
+    <w:p>
+      <w:pPr>
+        <w:pStyle w:val="ListBullet"/>
+        <w:spacing w:before="0" w:after="50" w:line="276" w:lineRule="auto"/>
+      </w:pPr>
+      <w:r>
+        <w:rPr>
+          <w:rFonts w:ascii="Calibri" w:hAnsi="Calibri"/>
+          <w:b/>
+          <w:color w:val="1A202C"/>
+          <w:sz w:val="21"/>
+        </w:rPr>
+        <w:t xml:space="preserve">Git Version Control: </w:t>
+      </w:r>
+      <w:r>
+        <w:rPr>
+          <w:rFonts w:ascii="Calibri" w:hAnsi="Calibri"/>
+          <w:color w:val="1A202C"/>
+          <w:sz w:val="21"/>
+        </w:rPr>
+        <w:t>Manage source code versions using a clean, human-phrased Git commit history.</w:t>
+      </w:r>
+    </w:p>
+    <w:p>
+      <w:pPr>
+        <w:pStyle w:val="ListBullet"/>
+        <w:spacing w:before="0" w:after="50" w:line="276" w:lineRule="auto"/>
+      </w:pPr>
+      <w:r>
+        <w:rPr>
+          <w:rFonts w:ascii="Calibri" w:hAnsi="Calibri"/>
+          <w:b/>
+          <w:color w:val="1A202C"/>
+          <w:sz w:val="21"/>
+        </w:rPr>
+        <w:t xml:space="preserve">PWA Offline Caching: </w:t>
+      </w:r>
+      <w:r>
+        <w:rPr>
+          <w:rFonts w:ascii="Calibri" w:hAnsi="Calibri"/>
+          <w:color w:val="1A202C"/>
+          <w:sz w:val="21"/>
+        </w:rPr>
+        <w:t>Configure Service Worker caching rules for zero-downtime offline PWA operation.</w:t>
+      </w:r>
+    </w:p>
+    <w:p>
+      <w:pPr>
+        <w:pStyle w:val="ListBullet"/>
+        <w:spacing w:before="0" w:after="50" w:line="276" w:lineRule="auto"/>
+      </w:pPr>
+      <w:r>
+        <w:rPr>
+          <w:rFonts w:ascii="Calibri" w:hAnsi="Calibri"/>
+          <w:b/>
+          <w:color w:val="1A202C"/>
+          <w:sz w:val="21"/>
+        </w:rPr>
+        <w:t xml:space="preserve">GitHub Pages Deployment: </w:t>
+      </w:r>
+      <w:r>
+        <w:rPr>
+          <w:rFonts w:ascii="Calibri" w:hAnsi="Calibri"/>
+          <w:color w:val="1A202C"/>
+          <w:sz w:val="21"/>
+        </w:rPr>
+        <w:t>Deploy the production build to GitHub Pages and verify SSL/TLS edge delivery.</w:t>
+      </w:r>
+    </w:p>
+    <w:p>
+      <w:pPr>
+        <w:pStyle w:val="ListBullet"/>
+        <w:spacing w:before="0" w:after="50" w:line="276" w:lineRule="auto"/>
+      </w:pPr>
+      <w:r>
+        <w:rPr>
+          <w:rFonts w:ascii="Calibri" w:hAnsi="Calibri"/>
+          <w:b/>
+          <w:color w:val="1A202C"/>
+          <w:sz w:val="21"/>
+        </w:rPr>
+        <w:t xml:space="preserve">Live Verification: </w:t>
+      </w:r>
+      <w:r>
+        <w:rPr>
+          <w:rFonts w:ascii="Calibri" w:hAnsi="Calibri"/>
+          <w:color w:val="1A202C"/>
+          <w:sz w:val="21"/>
+        </w:rPr>
+        <w:t>Execute live end-to-end audit verifying zero console errors on production URLs.</w:t>
       </w:r>
     </w:p>
     <w:p>
       <w:pPr>
         <w:pStyle w:val="Heading2"/>
+        <w:spacing w:before="200" w:after="60"/>
       </w:pPr>
       <w:r>
         <w:rPr>
           <w:rFonts w:ascii="Calibri" w:hAnsi="Calibri"/>
           <w:b/>
           <w:color w:val="2C3E50"/>
-          <w:sz w:val="26"/>
+          <w:sz w:val="25"/>
         </w:rPr>
-        <w:t>2. Objective</w:t>
+        <w:t>2. Pre-Requisites</w:t>
       </w:r>
     </w:p>
     <w:p>
+      <w:pPr>
+        <w:pStyle w:val="ListBullet"/>
+        <w:spacing w:before="0" w:after="50" w:line="276" w:lineRule="auto"/>
+      </w:pPr>
       <w:r>
-        <w:t>To establish a Git version control repository for Ledgerly, maintain traceable commit histories, and deploy the live Progressive Web Application publicly using GitHub Pages.</w:t>
+        <w:rPr>
+          <w:rFonts w:ascii="Calibri" w:hAnsi="Calibri"/>
+          <w:color w:val="1A202C"/>
+          <w:sz w:val="21"/>
+        </w:rPr>
+        <w:t>Git distributed version control architecture (DAG, trees, staging index, remotes).</w:t>
+      </w:r>
+    </w:p>
+    <w:p>
+      <w:pPr>
+        <w:pStyle w:val="ListBullet"/>
+        <w:spacing w:before="0" w:after="50" w:line="276" w:lineRule="auto"/>
+      </w:pPr>
+      <w:r>
+        <w:rPr>
+          <w:rFonts w:ascii="Calibri" w:hAnsi="Calibri"/>
+          <w:color w:val="1A202C"/>
+          <w:sz w:val="21"/>
+        </w:rPr>
+        <w:t>W3C Service Worker API lifecycle and HTTPS deployment requirements.</w:t>
       </w:r>
     </w:p>
     <w:p>
       <w:pPr>
         <w:pStyle w:val="Heading2"/>
+        <w:spacing w:before="200" w:after="60"/>
       </w:pPr>
       <w:r>
         <w:rPr>
           <w:rFonts w:ascii="Calibri" w:hAnsi="Calibri"/>
           <w:b/>
           <w:color w:val="2C3E50"/>
-          <w:sz w:val="26"/>
+          <w:sz w:val="25"/>
         </w:rPr>
-        <w:t>3. Git Workflow &amp; Command Execution Log</w:t>
+        <w:t>Hardware &amp; Software Requirements</w:t>
+      </w:r>
+    </w:p>
+    <w:tbl>
+      <w:tblPr>
+        <w:tblW w:type="auto" w:w="0"/>
+        <w:jc w:val="center"/>
+        <w:tblLayout w:type="fixed"/>
+        <w:tblLook w:firstColumn="1" w:firstRow="1" w:lastColumn="0" w:lastRow="0" w:noHBand="0" w:noVBand="1" w:val="04A0"/>
+        <w:tblBorders>
+          <w:top w:val="single" w:sz="4" w:space="0" w:color="D1D5DB"/>
+          <w:left w:val="single" w:sz="4" w:space="0" w:color="D1D5DB"/>
+          <w:bottom w:val="single" w:sz="4" w:space="0" w:color="D1D5DB"/>
+          <w:right w:val="single" w:sz="4" w:space="0" w:color="D1D5DB"/>
+          <w:insideH w:val="single" w:sz="4" w:space="0" w:color="D1D5DB"/>
+          <w:insideV w:val="single" w:sz="4" w:space="0" w:color="D1D5DB"/>
+        </w:tblBorders>
+      </w:tblPr>
+      <w:tblGrid>
+        <w:gridCol w:w="3120"/>
+        <w:gridCol w:w="3120"/>
+        <w:gridCol w:w="3120"/>
+      </w:tblGrid>
+      <w:tr>
+        <w:tc>
+          <w:tcPr>
+            <w:tcW w:type="dxa" w:w="2160"/>
+            <w:shd w:val="clear" w:color="auto" w:fill="1B4D4B"/>
+            <w:tcMar>
+              <w:top w:w="120" w:type="dxa"/>
+              <w:bottom w:w="120" w:type="dxa"/>
+              <w:left w:w="140" w:type="dxa"/>
+              <w:right w:w="140" w:type="dxa"/>
+            </w:tcMar>
+          </w:tcPr>
+          <w:p>
+            <w:pPr>
+              <w:spacing w:before="0" w:after="0"/>
+              <w:jc w:val="left"/>
+            </w:pPr>
+            <w:r>
+              <w:rPr>
+                <w:rFonts w:ascii="Calibri" w:hAnsi="Calibri"/>
+                <w:b/>
+                <w:color w:val="FFFFFF"/>
+                <w:sz w:val="20"/>
+              </w:rPr>
+              <w:t>Category</w:t>
+            </w:r>
+          </w:p>
+        </w:tc>
+        <w:tc>
+          <w:tcPr>
+            <w:tcW w:type="dxa" w:w="3168"/>
+            <w:shd w:val="clear" w:color="auto" w:fill="1B4D4B"/>
+            <w:tcMar>
+              <w:top w:w="120" w:type="dxa"/>
+              <w:bottom w:w="120" w:type="dxa"/>
+              <w:left w:w="140" w:type="dxa"/>
+              <w:right w:w="140" w:type="dxa"/>
+            </w:tcMar>
+          </w:tcPr>
+          <w:p>
+            <w:pPr>
+              <w:spacing w:before="0" w:after="0"/>
+              <w:jc w:val="left"/>
+            </w:pPr>
+            <w:r>
+              <w:rPr>
+                <w:rFonts w:ascii="Calibri" w:hAnsi="Calibri"/>
+                <w:b/>
+                <w:color w:val="FFFFFF"/>
+                <w:sz w:val="20"/>
+              </w:rPr>
+              <w:t>Component / Specification</w:t>
+            </w:r>
+          </w:p>
+        </w:tc>
+        <w:tc>
+          <w:tcPr>
+            <w:tcW w:type="dxa" w:w="4032"/>
+            <w:shd w:val="clear" w:color="auto" w:fill="1B4D4B"/>
+            <w:tcMar>
+              <w:top w:w="120" w:type="dxa"/>
+              <w:bottom w:w="120" w:type="dxa"/>
+              <w:left w:w="140" w:type="dxa"/>
+              <w:right w:w="140" w:type="dxa"/>
+            </w:tcMar>
+          </w:tcPr>
+          <w:p>
+            <w:pPr>
+              <w:spacing w:before="0" w:after="0"/>
+              <w:jc w:val="left"/>
+            </w:pPr>
+            <w:r>
+              <w:rPr>
+                <w:rFonts w:ascii="Calibri" w:hAnsi="Calibri"/>
+                <w:b/>
+                <w:color w:val="FFFFFF"/>
+                <w:sz w:val="20"/>
+              </w:rPr>
+              <w:t>Minimum Recommended Configuration</w:t>
+            </w:r>
+          </w:p>
+        </w:tc>
+      </w:tr>
+      <w:tr>
+        <w:tc>
+          <w:tcPr>
+            <w:tcW w:type="dxa" w:w="2160"/>
+            <w:shd w:val="clear" w:color="auto" w:fill="FFFFFF"/>
+            <w:tcMar>
+              <w:top w:w="100" w:type="dxa"/>
+              <w:bottom w:w="100" w:type="dxa"/>
+              <w:left w:w="140" w:type="dxa"/>
+              <w:right w:w="140" w:type="dxa"/>
+            </w:tcMar>
+          </w:tcPr>
+          <w:p>
+            <w:pPr>
+              <w:spacing w:before="0" w:after="0" w:line="276" w:lineRule="auto"/>
+              <w:jc w:val="left"/>
+            </w:pPr>
+            <w:r>
+              <w:rPr>
+                <w:rFonts w:ascii="Calibri" w:hAnsi="Calibri"/>
+                <w:color w:val="1A202C"/>
+                <w:sz w:val="19"/>
+              </w:rPr>
+              <w:t>Hardware</w:t>
+            </w:r>
+          </w:p>
+        </w:tc>
+        <w:tc>
+          <w:tcPr>
+            <w:tcW w:type="dxa" w:w="3168"/>
+            <w:shd w:val="clear" w:color="auto" w:fill="FFFFFF"/>
+            <w:tcMar>
+              <w:top w:w="100" w:type="dxa"/>
+              <w:bottom w:w="100" w:type="dxa"/>
+              <w:left w:w="140" w:type="dxa"/>
+              <w:right w:w="140" w:type="dxa"/>
+            </w:tcMar>
+          </w:tcPr>
+          <w:p>
+            <w:pPr>
+              <w:spacing w:before="0" w:after="0" w:line="276" w:lineRule="auto"/>
+              <w:jc w:val="left"/>
+            </w:pPr>
+            <w:r>
+              <w:rPr>
+                <w:rFonts w:ascii="Calibri" w:hAnsi="Calibri"/>
+                <w:color w:val="1A202C"/>
+                <w:sz w:val="19"/>
+              </w:rPr>
+              <w:t>Processor / CPU</w:t>
+            </w:r>
+          </w:p>
+        </w:tc>
+        <w:tc>
+          <w:tcPr>
+            <w:tcW w:type="dxa" w:w="4032"/>
+            <w:shd w:val="clear" w:color="auto" w:fill="FFFFFF"/>
+            <w:tcMar>
+              <w:top w:w="100" w:type="dxa"/>
+              <w:bottom w:w="100" w:type="dxa"/>
+              <w:left w:w="140" w:type="dxa"/>
+              <w:right w:w="140" w:type="dxa"/>
+            </w:tcMar>
+          </w:tcPr>
+          <w:p>
+            <w:pPr>
+              <w:spacing w:before="0" w:after="0" w:line="276" w:lineRule="auto"/>
+              <w:jc w:val="left"/>
+            </w:pPr>
+            <w:r>
+              <w:rPr>
+                <w:rFonts w:ascii="Calibri" w:hAnsi="Calibri"/>
+                <w:color w:val="1A202C"/>
+                <w:sz w:val="19"/>
+              </w:rPr>
+              <w:t>Intel Core i5 / AMD Ryzen 5 or higher (minimum 2.0 GHz)</w:t>
+            </w:r>
+          </w:p>
+        </w:tc>
+      </w:tr>
+      <w:tr>
+        <w:tc>
+          <w:tcPr>
+            <w:tcW w:type="dxa" w:w="2160"/>
+            <w:shd w:val="clear" w:color="auto" w:fill="F7FAFC"/>
+            <w:tcMar>
+              <w:top w:w="100" w:type="dxa"/>
+              <w:bottom w:w="100" w:type="dxa"/>
+              <w:left w:w="140" w:type="dxa"/>
+              <w:right w:w="140" w:type="dxa"/>
+            </w:tcMar>
+          </w:tcPr>
+          <w:p>
+            <w:pPr>
+              <w:spacing w:before="0" w:after="0" w:line="276" w:lineRule="auto"/>
+              <w:jc w:val="left"/>
+            </w:pPr>
+            <w:r>
+              <w:rPr>
+                <w:rFonts w:ascii="Calibri" w:hAnsi="Calibri"/>
+                <w:color w:val="1A202C"/>
+                <w:sz w:val="19"/>
+              </w:rPr>
+              <w:t>Hardware</w:t>
+            </w:r>
+          </w:p>
+        </w:tc>
+        <w:tc>
+          <w:tcPr>
+            <w:tcW w:type="dxa" w:w="3168"/>
+            <w:shd w:val="clear" w:color="auto" w:fill="F7FAFC"/>
+            <w:tcMar>
+              <w:top w:w="100" w:type="dxa"/>
+              <w:bottom w:w="100" w:type="dxa"/>
+              <w:left w:w="140" w:type="dxa"/>
+              <w:right w:w="140" w:type="dxa"/>
+            </w:tcMar>
+          </w:tcPr>
+          <w:p>
+            <w:pPr>
+              <w:spacing w:before="0" w:after="0" w:line="276" w:lineRule="auto"/>
+              <w:jc w:val="left"/>
+            </w:pPr>
+            <w:r>
+              <w:rPr>
+                <w:rFonts w:ascii="Calibri" w:hAnsi="Calibri"/>
+                <w:color w:val="1A202C"/>
+                <w:sz w:val="19"/>
+              </w:rPr>
+              <w:t>System Memory (RAM)</w:t>
+            </w:r>
+          </w:p>
+        </w:tc>
+        <w:tc>
+          <w:tcPr>
+            <w:tcW w:type="dxa" w:w="4032"/>
+            <w:shd w:val="clear" w:color="auto" w:fill="F7FAFC"/>
+            <w:tcMar>
+              <w:top w:w="100" w:type="dxa"/>
+              <w:bottom w:w="100" w:type="dxa"/>
+              <w:left w:w="140" w:type="dxa"/>
+              <w:right w:w="140" w:type="dxa"/>
+            </w:tcMar>
+          </w:tcPr>
+          <w:p>
+            <w:pPr>
+              <w:spacing w:before="0" w:after="0" w:line="276" w:lineRule="auto"/>
+              <w:jc w:val="left"/>
+            </w:pPr>
+            <w:r>
+              <w:rPr>
+                <w:rFonts w:ascii="Calibri" w:hAnsi="Calibri"/>
+                <w:color w:val="1A202C"/>
+                <w:sz w:val="19"/>
+              </w:rPr>
+              <w:t>8.0 GB RAM or higher recommended</w:t>
+            </w:r>
+          </w:p>
+        </w:tc>
+      </w:tr>
+      <w:tr>
+        <w:tc>
+          <w:tcPr>
+            <w:tcW w:type="dxa" w:w="2160"/>
+            <w:shd w:val="clear" w:color="auto" w:fill="FFFFFF"/>
+            <w:tcMar>
+              <w:top w:w="100" w:type="dxa"/>
+              <w:bottom w:w="100" w:type="dxa"/>
+              <w:left w:w="140" w:type="dxa"/>
+              <w:right w:w="140" w:type="dxa"/>
+            </w:tcMar>
+          </w:tcPr>
+          <w:p>
+            <w:pPr>
+              <w:spacing w:before="0" w:after="0" w:line="276" w:lineRule="auto"/>
+              <w:jc w:val="left"/>
+            </w:pPr>
+            <w:r>
+              <w:rPr>
+                <w:rFonts w:ascii="Calibri" w:hAnsi="Calibri"/>
+                <w:color w:val="1A202C"/>
+                <w:sz w:val="19"/>
+              </w:rPr>
+              <w:t>Hardware</w:t>
+            </w:r>
+          </w:p>
+        </w:tc>
+        <w:tc>
+          <w:tcPr>
+            <w:tcW w:type="dxa" w:w="3168"/>
+            <w:shd w:val="clear" w:color="auto" w:fill="FFFFFF"/>
+            <w:tcMar>
+              <w:top w:w="100" w:type="dxa"/>
+              <w:bottom w:w="100" w:type="dxa"/>
+              <w:left w:w="140" w:type="dxa"/>
+              <w:right w:w="140" w:type="dxa"/>
+            </w:tcMar>
+          </w:tcPr>
+          <w:p>
+            <w:pPr>
+              <w:spacing w:before="0" w:after="0" w:line="276" w:lineRule="auto"/>
+              <w:jc w:val="left"/>
+            </w:pPr>
+            <w:r>
+              <w:rPr>
+                <w:rFonts w:ascii="Calibri" w:hAnsi="Calibri"/>
+                <w:color w:val="1A202C"/>
+                <w:sz w:val="19"/>
+              </w:rPr>
+              <w:t>Storage / Disk</w:t>
+            </w:r>
+          </w:p>
+        </w:tc>
+        <w:tc>
+          <w:tcPr>
+            <w:tcW w:type="dxa" w:w="4032"/>
+            <w:shd w:val="clear" w:color="auto" w:fill="FFFFFF"/>
+            <w:tcMar>
+              <w:top w:w="100" w:type="dxa"/>
+              <w:bottom w:w="100" w:type="dxa"/>
+              <w:left w:w="140" w:type="dxa"/>
+              <w:right w:w="140" w:type="dxa"/>
+            </w:tcMar>
+          </w:tcPr>
+          <w:p>
+            <w:pPr>
+              <w:spacing w:before="0" w:after="0" w:line="276" w:lineRule="auto"/>
+              <w:jc w:val="left"/>
+            </w:pPr>
+            <w:r>
+              <w:rPr>
+                <w:rFonts w:ascii="Calibri" w:hAnsi="Calibri"/>
+                <w:color w:val="1A202C"/>
+                <w:sz w:val="19"/>
+              </w:rPr>
+              <w:t>256 GB SSD (Minimum 500 MB free workspace space)</w:t>
+            </w:r>
+          </w:p>
+        </w:tc>
+      </w:tr>
+      <w:tr>
+        <w:tc>
+          <w:tcPr>
+            <w:tcW w:type="dxa" w:w="2160"/>
+            <w:shd w:val="clear" w:color="auto" w:fill="F7FAFC"/>
+            <w:tcMar>
+              <w:top w:w="100" w:type="dxa"/>
+              <w:bottom w:w="100" w:type="dxa"/>
+              <w:left w:w="140" w:type="dxa"/>
+              <w:right w:w="140" w:type="dxa"/>
+            </w:tcMar>
+          </w:tcPr>
+          <w:p>
+            <w:pPr>
+              <w:spacing w:before="0" w:after="0" w:line="276" w:lineRule="auto"/>
+              <w:jc w:val="left"/>
+            </w:pPr>
+            <w:r>
+              <w:rPr>
+                <w:rFonts w:ascii="Calibri" w:hAnsi="Calibri"/>
+                <w:color w:val="1A202C"/>
+                <w:sz w:val="19"/>
+              </w:rPr>
+              <w:t>Hardware</w:t>
+            </w:r>
+          </w:p>
+        </w:tc>
+        <w:tc>
+          <w:tcPr>
+            <w:tcW w:type="dxa" w:w="3168"/>
+            <w:shd w:val="clear" w:color="auto" w:fill="F7FAFC"/>
+            <w:tcMar>
+              <w:top w:w="100" w:type="dxa"/>
+              <w:bottom w:w="100" w:type="dxa"/>
+              <w:left w:w="140" w:type="dxa"/>
+              <w:right w:w="140" w:type="dxa"/>
+            </w:tcMar>
+          </w:tcPr>
+          <w:p>
+            <w:pPr>
+              <w:spacing w:before="0" w:after="0" w:line="276" w:lineRule="auto"/>
+              <w:jc w:val="left"/>
+            </w:pPr>
+            <w:r>
+              <w:rPr>
+                <w:rFonts w:ascii="Calibri" w:hAnsi="Calibri"/>
+                <w:color w:val="1A202C"/>
+                <w:sz w:val="19"/>
+              </w:rPr>
+              <w:t>Display / Resolution</w:t>
+            </w:r>
+          </w:p>
+        </w:tc>
+        <w:tc>
+          <w:tcPr>
+            <w:tcW w:type="dxa" w:w="4032"/>
+            <w:shd w:val="clear" w:color="auto" w:fill="F7FAFC"/>
+            <w:tcMar>
+              <w:top w:w="100" w:type="dxa"/>
+              <w:bottom w:w="100" w:type="dxa"/>
+              <w:left w:w="140" w:type="dxa"/>
+              <w:right w:w="140" w:type="dxa"/>
+            </w:tcMar>
+          </w:tcPr>
+          <w:p>
+            <w:pPr>
+              <w:spacing w:before="0" w:after="0" w:line="276" w:lineRule="auto"/>
+              <w:jc w:val="left"/>
+            </w:pPr>
+            <w:r>
+              <w:rPr>
+                <w:rFonts w:ascii="Calibri" w:hAnsi="Calibri"/>
+                <w:color w:val="1A202C"/>
+                <w:sz w:val="19"/>
+              </w:rPr>
+              <w:t>1920 x 1080 Full HD (Responsive down to 360 x 640 mobile viewports)</w:t>
+            </w:r>
+          </w:p>
+        </w:tc>
+      </w:tr>
+      <w:tr>
+        <w:tc>
+          <w:tcPr>
+            <w:tcW w:type="dxa" w:w="2160"/>
+            <w:shd w:val="clear" w:color="auto" w:fill="FFFFFF"/>
+            <w:tcMar>
+              <w:top w:w="100" w:type="dxa"/>
+              <w:bottom w:w="100" w:type="dxa"/>
+              <w:left w:w="140" w:type="dxa"/>
+              <w:right w:w="140" w:type="dxa"/>
+            </w:tcMar>
+          </w:tcPr>
+          <w:p>
+            <w:pPr>
+              <w:spacing w:before="0" w:after="0" w:line="276" w:lineRule="auto"/>
+              <w:jc w:val="left"/>
+            </w:pPr>
+            <w:r>
+              <w:rPr>
+                <w:rFonts w:ascii="Calibri" w:hAnsi="Calibri"/>
+                <w:color w:val="1A202C"/>
+                <w:sz w:val="19"/>
+              </w:rPr>
+              <w:t>Software / Runtime</w:t>
+            </w:r>
+          </w:p>
+        </w:tc>
+        <w:tc>
+          <w:tcPr>
+            <w:tcW w:type="dxa" w:w="3168"/>
+            <w:shd w:val="clear" w:color="auto" w:fill="FFFFFF"/>
+            <w:tcMar>
+              <w:top w:w="100" w:type="dxa"/>
+              <w:bottom w:w="100" w:type="dxa"/>
+              <w:left w:w="140" w:type="dxa"/>
+              <w:right w:w="140" w:type="dxa"/>
+            </w:tcMar>
+          </w:tcPr>
+          <w:p>
+            <w:pPr>
+              <w:spacing w:before="0" w:after="0" w:line="276" w:lineRule="auto"/>
+              <w:jc w:val="left"/>
+            </w:pPr>
+            <w:r>
+              <w:rPr>
+                <w:rFonts w:ascii="Calibri" w:hAnsi="Calibri"/>
+                <w:color w:val="1A202C"/>
+                <w:sz w:val="19"/>
+              </w:rPr>
+              <w:t>Operating System</w:t>
+            </w:r>
+          </w:p>
+        </w:tc>
+        <w:tc>
+          <w:tcPr>
+            <w:tcW w:type="dxa" w:w="4032"/>
+            <w:shd w:val="clear" w:color="auto" w:fill="FFFFFF"/>
+            <w:tcMar>
+              <w:top w:w="100" w:type="dxa"/>
+              <w:bottom w:w="100" w:type="dxa"/>
+              <w:left w:w="140" w:type="dxa"/>
+              <w:right w:w="140" w:type="dxa"/>
+            </w:tcMar>
+          </w:tcPr>
+          <w:p>
+            <w:pPr>
+              <w:spacing w:before="0" w:after="0" w:line="276" w:lineRule="auto"/>
+              <w:jc w:val="left"/>
+            </w:pPr>
+            <w:r>
+              <w:rPr>
+                <w:rFonts w:ascii="Calibri" w:hAnsi="Calibri"/>
+                <w:color w:val="1A202C"/>
+                <w:sz w:val="19"/>
+              </w:rPr>
+              <w:t>Windows 11 / 10 (64-bit) / Ubuntu Linux / macOS</w:t>
+            </w:r>
+          </w:p>
+        </w:tc>
+      </w:tr>
+      <w:tr>
+        <w:tc>
+          <w:tcPr>
+            <w:tcW w:type="dxa" w:w="2160"/>
+            <w:shd w:val="clear" w:color="auto" w:fill="F7FAFC"/>
+            <w:tcMar>
+              <w:top w:w="100" w:type="dxa"/>
+              <w:bottom w:w="100" w:type="dxa"/>
+              <w:left w:w="140" w:type="dxa"/>
+              <w:right w:w="140" w:type="dxa"/>
+            </w:tcMar>
+          </w:tcPr>
+          <w:p>
+            <w:pPr>
+              <w:spacing w:before="0" w:after="0" w:line="276" w:lineRule="auto"/>
+              <w:jc w:val="left"/>
+            </w:pPr>
+            <w:r>
+              <w:rPr>
+                <w:rFonts w:ascii="Calibri" w:hAnsi="Calibri"/>
+                <w:color w:val="1A202C"/>
+                <w:sz w:val="19"/>
+              </w:rPr>
+              <w:t>Software / Runtime</w:t>
+            </w:r>
+          </w:p>
+        </w:tc>
+        <w:tc>
+          <w:tcPr>
+            <w:tcW w:type="dxa" w:w="3168"/>
+            <w:shd w:val="clear" w:color="auto" w:fill="F7FAFC"/>
+            <w:tcMar>
+              <w:top w:w="100" w:type="dxa"/>
+              <w:bottom w:w="100" w:type="dxa"/>
+              <w:left w:w="140" w:type="dxa"/>
+              <w:right w:w="140" w:type="dxa"/>
+            </w:tcMar>
+          </w:tcPr>
+          <w:p>
+            <w:pPr>
+              <w:spacing w:before="0" w:after="0" w:line="276" w:lineRule="auto"/>
+              <w:jc w:val="left"/>
+            </w:pPr>
+            <w:r>
+              <w:rPr>
+                <w:rFonts w:ascii="Calibri" w:hAnsi="Calibri"/>
+                <w:color w:val="1A202C"/>
+                <w:sz w:val="19"/>
+              </w:rPr>
+              <w:t>Web Browser</w:t>
+            </w:r>
+          </w:p>
+        </w:tc>
+        <w:tc>
+          <w:tcPr>
+            <w:tcW w:type="dxa" w:w="4032"/>
+            <w:shd w:val="clear" w:color="auto" w:fill="F7FAFC"/>
+            <w:tcMar>
+              <w:top w:w="100" w:type="dxa"/>
+              <w:bottom w:w="100" w:type="dxa"/>
+              <w:left w:w="140" w:type="dxa"/>
+              <w:right w:w="140" w:type="dxa"/>
+            </w:tcMar>
+          </w:tcPr>
+          <w:p>
+            <w:pPr>
+              <w:spacing w:before="0" w:after="0" w:line="276" w:lineRule="auto"/>
+              <w:jc w:val="left"/>
+            </w:pPr>
+            <w:r>
+              <w:rPr>
+                <w:rFonts w:ascii="Calibri" w:hAnsi="Calibri"/>
+                <w:color w:val="1A202C"/>
+                <w:sz w:val="19"/>
+              </w:rPr>
+              <w:t>Google Chrome (v110+), Mozilla Firefox (v115+), Microsoft Edge</w:t>
+            </w:r>
+          </w:p>
+        </w:tc>
+      </w:tr>
+      <w:tr>
+        <w:tc>
+          <w:tcPr>
+            <w:tcW w:type="dxa" w:w="2160"/>
+            <w:shd w:val="clear" w:color="auto" w:fill="FFFFFF"/>
+            <w:tcMar>
+              <w:top w:w="100" w:type="dxa"/>
+              <w:bottom w:w="100" w:type="dxa"/>
+              <w:left w:w="140" w:type="dxa"/>
+              <w:right w:w="140" w:type="dxa"/>
+            </w:tcMar>
+          </w:tcPr>
+          <w:p>
+            <w:pPr>
+              <w:spacing w:before="0" w:after="0" w:line="276" w:lineRule="auto"/>
+              <w:jc w:val="left"/>
+            </w:pPr>
+            <w:r>
+              <w:rPr>
+                <w:rFonts w:ascii="Calibri" w:hAnsi="Calibri"/>
+                <w:color w:val="1A202C"/>
+                <w:sz w:val="19"/>
+              </w:rPr>
+              <w:t>Software / Runtime</w:t>
+            </w:r>
+          </w:p>
+        </w:tc>
+        <w:tc>
+          <w:tcPr>
+            <w:tcW w:type="dxa" w:w="3168"/>
+            <w:shd w:val="clear" w:color="auto" w:fill="FFFFFF"/>
+            <w:tcMar>
+              <w:top w:w="100" w:type="dxa"/>
+              <w:bottom w:w="100" w:type="dxa"/>
+              <w:left w:w="140" w:type="dxa"/>
+              <w:right w:w="140" w:type="dxa"/>
+            </w:tcMar>
+          </w:tcPr>
+          <w:p>
+            <w:pPr>
+              <w:spacing w:before="0" w:after="0" w:line="276" w:lineRule="auto"/>
+              <w:jc w:val="left"/>
+            </w:pPr>
+            <w:r>
+              <w:rPr>
+                <w:rFonts w:ascii="Calibri" w:hAnsi="Calibri"/>
+                <w:color w:val="1A202C"/>
+                <w:sz w:val="19"/>
+              </w:rPr>
+              <w:t>Core Technologies</w:t>
+            </w:r>
+          </w:p>
+        </w:tc>
+        <w:tc>
+          <w:tcPr>
+            <w:tcW w:type="dxa" w:w="4032"/>
+            <w:shd w:val="clear" w:color="auto" w:fill="FFFFFF"/>
+            <w:tcMar>
+              <w:top w:w="100" w:type="dxa"/>
+              <w:bottom w:w="100" w:type="dxa"/>
+              <w:left w:w="140" w:type="dxa"/>
+              <w:right w:w="140" w:type="dxa"/>
+            </w:tcMar>
+          </w:tcPr>
+          <w:p>
+            <w:pPr>
+              <w:spacing w:before="0" w:after="0" w:line="276" w:lineRule="auto"/>
+              <w:jc w:val="left"/>
+            </w:pPr>
+            <w:r>
+              <w:rPr>
+                <w:rFonts w:ascii="Calibri" w:hAnsi="Calibri"/>
+                <w:color w:val="1A202C"/>
+                <w:sz w:val="19"/>
+              </w:rPr>
+              <w:t>HTML5, Vanilla CSS3 (Custom Variables), ECMAScript 2022 (Pure Vanilla JS)</w:t>
+            </w:r>
+          </w:p>
+        </w:tc>
+      </w:tr>
+      <w:tr>
+        <w:tc>
+          <w:tcPr>
+            <w:tcW w:type="dxa" w:w="2160"/>
+            <w:shd w:val="clear" w:color="auto" w:fill="F7FAFC"/>
+            <w:tcMar>
+              <w:top w:w="100" w:type="dxa"/>
+              <w:bottom w:w="100" w:type="dxa"/>
+              <w:left w:w="140" w:type="dxa"/>
+              <w:right w:w="140" w:type="dxa"/>
+            </w:tcMar>
+          </w:tcPr>
+          <w:p>
+            <w:pPr>
+              <w:spacing w:before="0" w:after="0" w:line="276" w:lineRule="auto"/>
+              <w:jc w:val="left"/>
+            </w:pPr>
+            <w:r>
+              <w:rPr>
+                <w:rFonts w:ascii="Calibri" w:hAnsi="Calibri"/>
+                <w:color w:val="1A202C"/>
+                <w:sz w:val="19"/>
+              </w:rPr>
+              <w:t>Software / Runtime</w:t>
+            </w:r>
+          </w:p>
+        </w:tc>
+        <w:tc>
+          <w:tcPr>
+            <w:tcW w:type="dxa" w:w="3168"/>
+            <w:shd w:val="clear" w:color="auto" w:fill="F7FAFC"/>
+            <w:tcMar>
+              <w:top w:w="100" w:type="dxa"/>
+              <w:bottom w:w="100" w:type="dxa"/>
+              <w:left w:w="140" w:type="dxa"/>
+              <w:right w:w="140" w:type="dxa"/>
+            </w:tcMar>
+          </w:tcPr>
+          <w:p>
+            <w:pPr>
+              <w:spacing w:before="0" w:after="0" w:line="276" w:lineRule="auto"/>
+              <w:jc w:val="left"/>
+            </w:pPr>
+            <w:r>
+              <w:rPr>
+                <w:rFonts w:ascii="Calibri" w:hAnsi="Calibri"/>
+                <w:color w:val="1A202C"/>
+                <w:sz w:val="19"/>
+              </w:rPr>
+              <w:t>Runtime &amp; Tooling</w:t>
+            </w:r>
+          </w:p>
+        </w:tc>
+        <w:tc>
+          <w:tcPr>
+            <w:tcW w:type="dxa" w:w="4032"/>
+            <w:shd w:val="clear" w:color="auto" w:fill="F7FAFC"/>
+            <w:tcMar>
+              <w:top w:w="100" w:type="dxa"/>
+              <w:bottom w:w="100" w:type="dxa"/>
+              <w:left w:w="140" w:type="dxa"/>
+              <w:right w:w="140" w:type="dxa"/>
+            </w:tcMar>
+          </w:tcPr>
+          <w:p>
+            <w:pPr>
+              <w:spacing w:before="0" w:after="0" w:line="276" w:lineRule="auto"/>
+              <w:jc w:val="left"/>
+            </w:pPr>
+            <w:r>
+              <w:rPr>
+                <w:rFonts w:ascii="Calibri" w:hAnsi="Calibri"/>
+                <w:color w:val="1A202C"/>
+                <w:sz w:val="19"/>
+              </w:rPr>
+              <w:t>Node.js LTS (v20+) for local asset bundling &amp; Python 3.10+ for automated testing</w:t>
+            </w:r>
+          </w:p>
+        </w:tc>
+      </w:tr>
+      <w:tr>
+        <w:tc>
+          <w:tcPr>
+            <w:tcW w:type="dxa" w:w="2160"/>
+            <w:shd w:val="clear" w:color="auto" w:fill="FFFFFF"/>
+            <w:tcMar>
+              <w:top w:w="100" w:type="dxa"/>
+              <w:bottom w:w="100" w:type="dxa"/>
+              <w:left w:w="140" w:type="dxa"/>
+              <w:right w:w="140" w:type="dxa"/>
+            </w:tcMar>
+          </w:tcPr>
+          <w:p>
+            <w:pPr>
+              <w:spacing w:before="0" w:after="0" w:line="276" w:lineRule="auto"/>
+              <w:jc w:val="left"/>
+            </w:pPr>
+            <w:r>
+              <w:rPr>
+                <w:rFonts w:ascii="Calibri" w:hAnsi="Calibri"/>
+                <w:color w:val="1A202C"/>
+                <w:sz w:val="19"/>
+              </w:rPr>
+              <w:t>Software / Runtime</w:t>
+            </w:r>
+          </w:p>
+        </w:tc>
+        <w:tc>
+          <w:tcPr>
+            <w:tcW w:type="dxa" w:w="3168"/>
+            <w:shd w:val="clear" w:color="auto" w:fill="FFFFFF"/>
+            <w:tcMar>
+              <w:top w:w="100" w:type="dxa"/>
+              <w:bottom w:w="100" w:type="dxa"/>
+              <w:left w:w="140" w:type="dxa"/>
+              <w:right w:w="140" w:type="dxa"/>
+            </w:tcMar>
+          </w:tcPr>
+          <w:p>
+            <w:pPr>
+              <w:spacing w:before="0" w:after="0" w:line="276" w:lineRule="auto"/>
+              <w:jc w:val="left"/>
+            </w:pPr>
+            <w:r>
+              <w:rPr>
+                <w:rFonts w:ascii="Calibri" w:hAnsi="Calibri"/>
+                <w:color w:val="1A202C"/>
+                <w:sz w:val="19"/>
+              </w:rPr>
+              <w:t>Testing Suite</w:t>
+            </w:r>
+          </w:p>
+        </w:tc>
+        <w:tc>
+          <w:tcPr>
+            <w:tcW w:type="dxa" w:w="4032"/>
+            <w:shd w:val="clear" w:color="auto" w:fill="FFFFFF"/>
+            <w:tcMar>
+              <w:top w:w="100" w:type="dxa"/>
+              <w:bottom w:w="100" w:type="dxa"/>
+              <w:left w:w="140" w:type="dxa"/>
+              <w:right w:w="140" w:type="dxa"/>
+            </w:tcMar>
+          </w:tcPr>
+          <w:p>
+            <w:pPr>
+              <w:spacing w:before="0" w:after="0" w:line="276" w:lineRule="auto"/>
+              <w:jc w:val="left"/>
+            </w:pPr>
+            <w:r>
+              <w:rPr>
+                <w:rFonts w:ascii="Calibri" w:hAnsi="Calibri"/>
+                <w:color w:val="1A202C"/>
+                <w:sz w:val="19"/>
+              </w:rPr>
+              <w:t>Python unittest &amp; pytest automated testing harnesses</w:t>
+            </w:r>
+          </w:p>
+        </w:tc>
+      </w:tr>
+      <w:tr>
+        <w:tc>
+          <w:tcPr>
+            <w:tcW w:type="dxa" w:w="2160"/>
+            <w:shd w:val="clear" w:color="auto" w:fill="F7FAFC"/>
+            <w:tcMar>
+              <w:top w:w="100" w:type="dxa"/>
+              <w:bottom w:w="100" w:type="dxa"/>
+              <w:left w:w="140" w:type="dxa"/>
+              <w:right w:w="140" w:type="dxa"/>
+            </w:tcMar>
+          </w:tcPr>
+          <w:p>
+            <w:pPr>
+              <w:spacing w:before="0" w:after="0" w:line="276" w:lineRule="auto"/>
+              <w:jc w:val="left"/>
+            </w:pPr>
+            <w:r>
+              <w:rPr>
+                <w:rFonts w:ascii="Calibri" w:hAnsi="Calibri"/>
+                <w:color w:val="1A202C"/>
+                <w:sz w:val="19"/>
+              </w:rPr>
+              <w:t>Software / Runtime</w:t>
+            </w:r>
+          </w:p>
+        </w:tc>
+        <w:tc>
+          <w:tcPr>
+            <w:tcW w:type="dxa" w:w="3168"/>
+            <w:shd w:val="clear" w:color="auto" w:fill="F7FAFC"/>
+            <w:tcMar>
+              <w:top w:w="100" w:type="dxa"/>
+              <w:bottom w:w="100" w:type="dxa"/>
+              <w:left w:w="140" w:type="dxa"/>
+              <w:right w:w="140" w:type="dxa"/>
+            </w:tcMar>
+          </w:tcPr>
+          <w:p>
+            <w:pPr>
+              <w:spacing w:before="0" w:after="0" w:line="276" w:lineRule="auto"/>
+              <w:jc w:val="left"/>
+            </w:pPr>
+            <w:r>
+              <w:rPr>
+                <w:rFonts w:ascii="Calibri" w:hAnsi="Calibri"/>
+                <w:color w:val="1A202C"/>
+                <w:sz w:val="19"/>
+              </w:rPr>
+              <w:t>Version Control</w:t>
+            </w:r>
+          </w:p>
+        </w:tc>
+        <w:tc>
+          <w:tcPr>
+            <w:tcW w:type="dxa" w:w="4032"/>
+            <w:shd w:val="clear" w:color="auto" w:fill="F7FAFC"/>
+            <w:tcMar>
+              <w:top w:w="100" w:type="dxa"/>
+              <w:bottom w:w="100" w:type="dxa"/>
+              <w:left w:w="140" w:type="dxa"/>
+              <w:right w:w="140" w:type="dxa"/>
+            </w:tcMar>
+          </w:tcPr>
+          <w:p>
+            <w:pPr>
+              <w:spacing w:before="0" w:after="0" w:line="276" w:lineRule="auto"/>
+              <w:jc w:val="left"/>
+            </w:pPr>
+            <w:r>
+              <w:rPr>
+                <w:rFonts w:ascii="Calibri" w:hAnsi="Calibri"/>
+                <w:color w:val="1A202C"/>
+                <w:sz w:val="19"/>
+              </w:rPr>
+              <w:t>Git v2.40+ &amp; GitHub Pages CI/CD deployment</w:t>
+            </w:r>
+          </w:p>
+        </w:tc>
+      </w:tr>
+    </w:tbl>
+    <w:p/>
+    <w:p>
+      <w:pPr>
+        <w:pStyle w:val="Heading2"/>
+        <w:spacing w:before="200" w:after="60"/>
+      </w:pPr>
+      <w:r>
+        <w:rPr>
+          <w:rFonts w:ascii="Calibri" w:hAnsi="Calibri"/>
+          <w:b/>
+          <w:color w:val="2C3E50"/>
+          <w:sz w:val="25"/>
+        </w:rPr>
+        <w:t>3. Theoretical Foundation: Git Architecture &amp; PWA Caching</w:t>
+      </w:r>
+    </w:p>
+    <w:p>
+      <w:pPr>
+        <w:spacing w:before="0" w:after="90" w:line="276" w:lineRule="auto"/>
+      </w:pPr>
+      <w:r>
+        <w:rPr>
+          <w:rFonts w:ascii="Calibri" w:hAnsi="Calibri"/>
+          <w:color w:val="1A202C"/>
+          <w:sz w:val="21"/>
+        </w:rPr>
+        <w:t>Git is a distributed version control system that models project history as a Directed Acyclic Graph (DAG) of immutable snapshots. Every commit contains a cryptographic SHA-1 hash, author metadata, timestamp, tree pointer, and parent commit links.</w:t>
+      </w:r>
+    </w:p>
+    <w:p>
+      <w:pPr>
+        <w:spacing w:before="0" w:after="90" w:line="276" w:lineRule="auto"/>
+      </w:pPr>
+      <w:r>
+        <w:rPr>
+          <w:rFonts w:ascii="Calibri" w:hAnsi="Calibri"/>
+          <w:color w:val="1A202C"/>
+          <w:sz w:val="21"/>
+        </w:rPr>
+        <w:t>Service Worker Caching Lifecycle:</w:t>
+      </w:r>
+    </w:p>
+    <w:p>
+      <w:pPr>
+        <w:pStyle w:val="ListBullet"/>
+        <w:spacing w:before="0" w:after="50" w:line="276" w:lineRule="auto"/>
+      </w:pPr>
+      <w:r>
+        <w:rPr>
+          <w:rFonts w:ascii="Calibri" w:hAnsi="Calibri"/>
+          <w:b/>
+          <w:color w:val="1A202C"/>
+          <w:sz w:val="21"/>
+        </w:rPr>
+        <w:t xml:space="preserve">Install Event: </w:t>
+      </w:r>
+      <w:r>
+        <w:rPr>
+          <w:rFonts w:ascii="Calibri" w:hAnsi="Calibri"/>
+          <w:color w:val="1A202C"/>
+          <w:sz w:val="21"/>
+        </w:rPr>
+        <w:t>Triggered once when the browser discovers sw.js; pre-fetches and stores app-shell assets into CacheStorage.</w:t>
+      </w:r>
+    </w:p>
+    <w:p>
+      <w:pPr>
+        <w:pStyle w:val="ListBullet"/>
+        <w:spacing w:before="0" w:after="50" w:line="276" w:lineRule="auto"/>
+      </w:pPr>
+      <w:r>
+        <w:rPr>
+          <w:rFonts w:ascii="Calibri" w:hAnsi="Calibri"/>
+          <w:b/>
+          <w:color w:val="1A202C"/>
+          <w:sz w:val="21"/>
+        </w:rPr>
+        <w:t xml:space="preserve">Activate Event: </w:t>
+      </w:r>
+      <w:r>
+        <w:rPr>
+          <w:rFonts w:ascii="Calibri" w:hAnsi="Calibri"/>
+          <w:color w:val="1A202C"/>
+          <w:sz w:val="21"/>
+        </w:rPr>
+        <w:t>Triggered when old service worker is replaced; purges outdated cache buckets to prevent stale assets.</w:t>
+      </w:r>
+    </w:p>
+    <w:p>
+      <w:pPr>
+        <w:pStyle w:val="ListBullet"/>
+        <w:spacing w:before="0" w:after="50" w:line="276" w:lineRule="auto"/>
+      </w:pPr>
+      <w:r>
+        <w:rPr>
+          <w:rFonts w:ascii="Calibri" w:hAnsi="Calibri"/>
+          <w:b/>
+          <w:color w:val="1A202C"/>
+          <w:sz w:val="21"/>
+        </w:rPr>
+        <w:t xml:space="preserve">Fetch Event: </w:t>
+      </w:r>
+      <w:r>
+        <w:rPr>
+          <w:rFonts w:ascii="Calibri" w:hAnsi="Calibri"/>
+          <w:color w:val="1A202C"/>
+          <w:sz w:val="21"/>
+        </w:rPr>
+        <w:t>Intercepts all outbound HTTP network requests; serves cached local assets instantly (Cache-First strategy).</w:t>
+      </w:r>
+    </w:p>
+    <w:p>
+      <w:pPr>
+        <w:pStyle w:val="Heading2"/>
+        <w:spacing w:before="200" w:after="60"/>
+      </w:pPr>
+      <w:r>
+        <w:rPr>
+          <w:rFonts w:ascii="Calibri" w:hAnsi="Calibri"/>
+          <w:b/>
+          <w:color w:val="2C3E50"/>
+          <w:sz w:val="25"/>
+        </w:rPr>
+        <w:t>4. Production Service Worker: sw.js</w:t>
       </w:r>
     </w:p>
     <w:tbl>
@@ -453,20 +1619,28 @@
         <w:tblW w:type="auto" w:w="0"/>
         <w:jc w:val="center"/>
         <w:tblLook w:firstColumn="1" w:firstRow="1" w:lastColumn="0" w:lastRow="0" w:noHBand="0" w:noVBand="1" w:val="04A0"/>
+        <w:tblBorders>
+          <w:top w:val="single" w:sz="4" w:space="0" w:color="E2E8F0"/>
+          <w:left w:val="single" w:sz="4" w:space="0" w:color="E2E8F0"/>
+          <w:bottom w:val="single" w:sz="4" w:space="0" w:color="E2E8F0"/>
+          <w:right w:val="single" w:sz="4" w:space="0" w:color="E2E8F0"/>
+          <w:insideH w:val="single" w:sz="4" w:space="0" w:color="E2E8F0"/>
+          <w:insideV w:val="single" w:sz="4" w:space="0" w:color="E2E8F0"/>
+        </w:tblBorders>
       </w:tblPr>
       <w:tblGrid>
-        <w:gridCol w:w="8640"/>
+        <w:gridCol w:w="9360"/>
       </w:tblGrid>
       <w:tr>
         <w:tc>
           <w:tcPr>
-            <w:tcW w:type="dxa" w:w="8640"/>
+            <w:tcW w:type="dxa" w:w="9360"/>
             <w:shd w:val="clear" w:color="auto" w:fill="F8F9FA"/>
             <w:tcMar>
               <w:top w:w="120" w:type="dxa"/>
               <w:bottom w:w="120" w:type="dxa"/>
-              <w:left w:w="180" w:type="dxa"/>
-              <w:right w:w="180" w:type="dxa"/>
+              <w:left w:w="160" w:type="dxa"/>
+              <w:right w:w="160" w:type="dxa"/>
             </w:tcMar>
           </w:tcPr>
           <w:p>
@@ -476,50 +1650,1074 @@
             <w:r>
               <w:rPr>
                 <w:rFonts w:ascii="Consolas" w:hAnsi="Consolas"/>
-                <w:color w:val="2A2A2A"/>
+                <w:color w:val="2D3748"/>
+                <w:sz w:val="18"/>
+              </w:rPr>
+              <w:t>const CACHE_NAME = 'ledgerly-cache-v2';</w:t>
+              <w:br/>
+              <w:t>const STATIC_ASSETS = [</w:t>
+              <w:br/>
+              <w:t xml:space="preserve">  './',</w:t>
+              <w:br/>
+              <w:t xml:space="preserve">  './index.html',</w:t>
+              <w:br/>
+              <w:t xml:space="preserve">  './style.css',</w:t>
+              <w:br/>
+              <w:t xml:space="preserve">  './script.js',</w:t>
+              <w:br/>
+              <w:t xml:space="preserve">  './qrcode.min.js',</w:t>
+              <w:br/>
+              <w:t xml:space="preserve">  './manifest.json',</w:t>
+              <w:br/>
+              <w:t xml:space="preserve">  'https://fonts.googleapis.com/css2?family=Plus+Jakarta+Sans:wght@400;500;600;700;800&amp;family=JetBrains+Mono:wght@400;500;600;700&amp;display=swap'</w:t>
+              <w:br/>
+              <w:t>];</w:t>
+              <w:br/>
+              <w:br/>
+              <w:t>self.addEventListener('install', (e) =&gt; {</w:t>
+              <w:br/>
+              <w:t xml:space="preserve">  e.waitUntil(</w:t>
+              <w:br/>
+              <w:t xml:space="preserve">    caches.open(CACHE_NAME).then((cache) =&gt; cache.addAll(STATIC_ASSETS))</w:t>
+              <w:br/>
+              <w:t xml:space="preserve">  );</w:t>
+              <w:br/>
+              <w:t xml:space="preserve">  self.skipWaiting();</w:t>
+              <w:br/>
+              <w:t>});</w:t>
+              <w:br/>
+              <w:br/>
+              <w:t>self.addEventListener('activate', (e) =&gt; {</w:t>
+              <w:br/>
+              <w:t xml:space="preserve">  e.waitUntil(</w:t>
+              <w:br/>
+              <w:t xml:space="preserve">    caches.keys().then((keys) =&gt;</w:t>
+              <w:br/>
+              <w:t xml:space="preserve">      Promise.all(keys.filter((k) =&gt; k !== CACHE_NAME).map((k) =&gt; caches.delete(k)))</w:t>
+              <w:br/>
+              <w:t xml:space="preserve">    )</w:t>
+              <w:br/>
+              <w:t xml:space="preserve">  );</w:t>
+              <w:br/>
+              <w:t xml:space="preserve">  self.clients.claim();</w:t>
+              <w:br/>
+              <w:t>});</w:t>
+              <w:br/>
+              <w:br/>
+              <w:t>self.addEventListener('fetch', (e) =&gt; {</w:t>
+              <w:br/>
+              <w:t xml:space="preserve">  e.respondWith(</w:t>
+              <w:br/>
+              <w:t xml:space="preserve">    caches.match(e.request).then((res) =&gt; res || fetch(e.request))</w:t>
+              <w:br/>
+              <w:t xml:space="preserve">  );</w:t>
+              <w:br/>
+              <w:t>});</w:t>
+            </w:r>
+          </w:p>
+        </w:tc>
+      </w:tr>
+    </w:tbl>
+    <w:p>
+      <w:pPr>
+        <w:spacing w:before="60" w:after="120"/>
+        <w:jc w:val="center"/>
+      </w:pPr>
+      <w:r>
+        <w:rPr>
+          <w:rFonts w:ascii="Calibri" w:hAnsi="Calibri"/>
+          <w:i/>
+          <w:color w:val="718096"/>
+          <w:sz w:val="17"/>
+        </w:rPr>
+        <w:t>Listing: sw.js — Production Service Worker Cache-First Implementation</w:t>
+      </w:r>
+    </w:p>
+    <w:p>
+      <w:pPr>
+        <w:spacing w:before="160" w:after="40"/>
+        <w:jc w:val="center"/>
+      </w:pPr>
+    </w:p>
+    <w:p>
+      <w:r>
+        <w:drawing>
+          <wp:inline xmlns:a="http://schemas.openxmlformats.org/drawingml/2006/main" xmlns:pic="http://schemas.openxmlformats.org/drawingml/2006/picture">
+            <wp:extent cx="5486400" cy="2869117"/>
+            <wp:docPr id="1" name="Picture 1"/>
+            <wp:cNvGraphicFramePr>
+              <a:graphicFrameLocks noChangeAspect="1"/>
+            </wp:cNvGraphicFramePr>
+            <a:graphic>
+              <a:graphicData uri="http://schemas.openxmlformats.org/drawingml/2006/picture">
+                <pic:pic>
+                  <pic:nvPicPr>
+                    <pic:cNvPr id="0" name="11_print_and_pdf_pipeline.png"/>
+                    <pic:cNvPicPr/>
+                  </pic:nvPicPr>
+                  <pic:blipFill>
+                    <a:blip r:embed="rId11"/>
+                    <a:stretch>
+                      <a:fillRect/>
+                    </a:stretch>
+                  </pic:blipFill>
+                  <pic:spPr>
+                    <a:xfrm>
+                      <a:off x="0" y="0"/>
+                      <a:ext cx="5486400" cy="2869117"/>
+                    </a:xfrm>
+                    <a:prstGeom prst="rect"/>
+                  </pic:spPr>
+                </pic:pic>
+              </a:graphicData>
+            </a:graphic>
+          </wp:inline>
+        </w:drawing>
+      </w:r>
+    </w:p>
+    <w:p>
+      <w:pPr>
+        <w:jc w:val="center"/>
+      </w:pPr>
+      <w:r>
+        <w:rPr>
+          <w:rFonts w:ascii="Calibri" w:hAnsi="Calibri"/>
+          <w:i/>
+          <w:color w:val="718096"/>
+          <w:sz w:val="18"/>
+        </w:rPr>
+        <w:t>Figure: Client-Side PDF Synthesis &amp; Print Pipeline Architecture</w:t>
+      </w:r>
+    </w:p>
+    <w:p/>
+    <w:p>
+      <w:pPr>
+        <w:pStyle w:val="Heading2"/>
+        <w:spacing w:before="200" w:after="60"/>
+      </w:pPr>
+      <w:r>
+        <w:rPr>
+          <w:rFonts w:ascii="Calibri" w:hAnsi="Calibri"/>
+          <w:b/>
+          <w:color w:val="2C3E50"/>
+          <w:sz w:val="25"/>
+        </w:rPr>
+        <w:t>5. Git Workflow &amp; Remote Repository Management</w:t>
+      </w:r>
+    </w:p>
+    <w:p>
+      <w:pPr>
+        <w:spacing w:before="0" w:after="90" w:line="276" w:lineRule="auto"/>
+      </w:pPr>
+      <w:r>
+        <w:rPr>
+          <w:rFonts w:ascii="Calibri" w:hAnsi="Calibri"/>
+          <w:color w:val="1A202C"/>
+          <w:sz w:val="21"/>
+        </w:rPr>
+        <w:t>The project is maintained on GitHub at https://github.com/Ksomani56/Ledgerly.git. Commits follow disciplined human phrasing reflecting incremental enhancements:</w:t>
+      </w:r>
+    </w:p>
+    <w:tbl>
+      <w:tblPr>
+        <w:tblW w:type="auto" w:w="0"/>
+        <w:jc w:val="center"/>
+        <w:tblLook w:firstColumn="1" w:firstRow="1" w:lastColumn="0" w:lastRow="0" w:noHBand="0" w:noVBand="1" w:val="04A0"/>
+        <w:tblBorders>
+          <w:top w:val="single" w:sz="4" w:space="0" w:color="E2E8F0"/>
+          <w:left w:val="single" w:sz="4" w:space="0" w:color="E2E8F0"/>
+          <w:bottom w:val="single" w:sz="4" w:space="0" w:color="E2E8F0"/>
+          <w:right w:val="single" w:sz="4" w:space="0" w:color="E2E8F0"/>
+          <w:insideH w:val="single" w:sz="4" w:space="0" w:color="E2E8F0"/>
+          <w:insideV w:val="single" w:sz="4" w:space="0" w:color="E2E8F0"/>
+        </w:tblBorders>
+      </w:tblPr>
+      <w:tblGrid>
+        <w:gridCol w:w="9360"/>
+      </w:tblGrid>
+      <w:tr>
+        <w:tc>
+          <w:tcPr>
+            <w:tcW w:type="dxa" w:w="9360"/>
+            <w:shd w:val="clear" w:color="auto" w:fill="F8F9FA"/>
+            <w:tcMar>
+              <w:top w:w="120" w:type="dxa"/>
+              <w:bottom w:w="120" w:type="dxa"/>
+              <w:left w:w="160" w:type="dxa"/>
+              <w:right w:w="160" w:type="dxa"/>
+            </w:tcMar>
+          </w:tcPr>
+          <w:p>
+            <w:pPr>
+              <w:spacing w:before="0" w:after="0"/>
+            </w:pPr>
+            <w:r>
+              <w:rPr>
+                <w:rFonts w:ascii="Consolas" w:hAnsi="Consolas"/>
+                <w:color w:val="2D3748"/>
+                <w:sz w:val="18"/>
+              </w:rPr>
+              <w:t>PS C:\Users\Krushna\Documents\Projects\Invoice Generator&gt; git log -n 5 --oneline</w:t>
+              <w:br/>
+              <w:t>c5f2658 add student and faculty metadata header to all lab manuals</w:t>
+              <w:br/>
+              <w:t>ef6775e add gst hsn tax summary table and history quick actions</w:t>
+              <w:br/>
+              <w:t>d43d25d add offline qr generator, auto draft save, duplicate invoice and gst fields</w:t>
+              <w:br/>
+              <w:t>26d1682 add amount in words, fix date timezone and unique invoice numbers</w:t>
+              <w:br/>
+              <w:t>7706efe optimize for mobile screens, add responsive drawer and bug fixes</w:t>
+            </w:r>
+          </w:p>
+        </w:tc>
+      </w:tr>
+    </w:tbl>
+    <w:p>
+      <w:pPr>
+        <w:spacing w:before="60" w:after="120"/>
+        <w:jc w:val="center"/>
+      </w:pPr>
+      <w:r>
+        <w:rPr>
+          <w:rFonts w:ascii="Calibri" w:hAnsi="Calibri"/>
+          <w:i/>
+          <w:color w:val="718096"/>
+          <w:sz w:val="17"/>
+        </w:rPr>
+        <w:t>Listing: Git Commit History Log (origin/main)</w:t>
+      </w:r>
+    </w:p>
+    <w:p>
+      <w:pPr>
+        <w:pStyle w:val="Heading2"/>
+        <w:spacing w:before="200" w:after="60"/>
+      </w:pPr>
+      <w:r>
+        <w:rPr>
+          <w:rFonts w:ascii="Calibri" w:hAnsi="Calibri"/>
+          <w:b/>
+          <w:color w:val="2C3E50"/>
+          <w:sz w:val="25"/>
+        </w:rPr>
+        <w:t>Experimental Validation &amp; Test Cases</w:t>
+      </w:r>
+    </w:p>
+    <w:tbl>
+      <w:tblPr>
+        <w:tblW w:type="auto" w:w="0"/>
+        <w:jc w:val="center"/>
+        <w:tblLayout w:type="fixed"/>
+        <w:tblLook w:firstColumn="1" w:firstRow="1" w:lastColumn="0" w:lastRow="0" w:noHBand="0" w:noVBand="1" w:val="04A0"/>
+        <w:tblBorders>
+          <w:top w:val="single" w:sz="4" w:space="0" w:color="D1D5DB"/>
+          <w:left w:val="single" w:sz="4" w:space="0" w:color="D1D5DB"/>
+          <w:bottom w:val="single" w:sz="4" w:space="0" w:color="D1D5DB"/>
+          <w:right w:val="single" w:sz="4" w:space="0" w:color="D1D5DB"/>
+          <w:insideH w:val="single" w:sz="4" w:space="0" w:color="D1D5DB"/>
+          <w:insideV w:val="single" w:sz="4" w:space="0" w:color="D1D5DB"/>
+        </w:tblBorders>
+      </w:tblPr>
+      <w:tblGrid>
+        <w:gridCol w:w="1872"/>
+        <w:gridCol w:w="1872"/>
+        <w:gridCol w:w="1872"/>
+        <w:gridCol w:w="1872"/>
+        <w:gridCol w:w="1872"/>
+      </w:tblGrid>
+      <w:tr>
+        <w:tc>
+          <w:tcPr>
+            <w:tcW w:type="dxa" w:w="1440"/>
+            <w:shd w:val="clear" w:color="auto" w:fill="1B4D4B"/>
+            <w:tcMar>
+              <w:top w:w="120" w:type="dxa"/>
+              <w:bottom w:w="120" w:type="dxa"/>
+              <w:left w:w="140" w:type="dxa"/>
+              <w:right w:w="140" w:type="dxa"/>
+            </w:tcMar>
+          </w:tcPr>
+          <w:p>
+            <w:pPr>
+              <w:spacing w:before="0" w:after="0"/>
+              <w:jc w:val="left"/>
+            </w:pPr>
+            <w:r>
+              <w:rPr>
+                <w:rFonts w:ascii="Calibri" w:hAnsi="Calibri"/>
+                <w:b/>
+                <w:color w:val="FFFFFF"/>
+                <w:sz w:val="20"/>
+              </w:rPr>
+              <w:t>Test ID</w:t>
+            </w:r>
+          </w:p>
+        </w:tc>
+        <w:tc>
+          <w:tcPr>
+            <w:tcW w:type="dxa" w:w="2592"/>
+            <w:shd w:val="clear" w:color="auto" w:fill="1B4D4B"/>
+            <w:tcMar>
+              <w:top w:w="120" w:type="dxa"/>
+              <w:bottom w:w="120" w:type="dxa"/>
+              <w:left w:w="140" w:type="dxa"/>
+              <w:right w:w="140" w:type="dxa"/>
+            </w:tcMar>
+          </w:tcPr>
+          <w:p>
+            <w:pPr>
+              <w:spacing w:before="0" w:after="0"/>
+              <w:jc w:val="left"/>
+            </w:pPr>
+            <w:r>
+              <w:rPr>
+                <w:rFonts w:ascii="Calibri" w:hAnsi="Calibri"/>
+                <w:b/>
+                <w:color w:val="FFFFFF"/>
+                <w:sz w:val="20"/>
+              </w:rPr>
+              <w:t>Scenario / Feature Tested</w:t>
+            </w:r>
+          </w:p>
+        </w:tc>
+        <w:tc>
+          <w:tcPr>
+            <w:tcW w:type="dxa" w:w="2160"/>
+            <w:shd w:val="clear" w:color="auto" w:fill="1B4D4B"/>
+            <w:tcMar>
+              <w:top w:w="120" w:type="dxa"/>
+              <w:bottom w:w="120" w:type="dxa"/>
+              <w:left w:w="140" w:type="dxa"/>
+              <w:right w:w="140" w:type="dxa"/>
+            </w:tcMar>
+          </w:tcPr>
+          <w:p>
+            <w:pPr>
+              <w:spacing w:before="0" w:after="0"/>
+              <w:jc w:val="left"/>
+            </w:pPr>
+            <w:r>
+              <w:rPr>
+                <w:rFonts w:ascii="Calibri" w:hAnsi="Calibri"/>
+                <w:b/>
+                <w:color w:val="FFFFFF"/>
+                <w:sz w:val="20"/>
+              </w:rPr>
+              <w:t>Input Data</w:t>
+            </w:r>
+          </w:p>
+        </w:tc>
+        <w:tc>
+          <w:tcPr>
+            <w:tcW w:type="dxa" w:w="2160"/>
+            <w:shd w:val="clear" w:color="auto" w:fill="1B4D4B"/>
+            <w:tcMar>
+              <w:top w:w="120" w:type="dxa"/>
+              <w:bottom w:w="120" w:type="dxa"/>
+              <w:left w:w="140" w:type="dxa"/>
+              <w:right w:w="140" w:type="dxa"/>
+            </w:tcMar>
+          </w:tcPr>
+          <w:p>
+            <w:pPr>
+              <w:spacing w:before="0" w:after="0"/>
+              <w:jc w:val="left"/>
+            </w:pPr>
+            <w:r>
+              <w:rPr>
+                <w:rFonts w:ascii="Calibri" w:hAnsi="Calibri"/>
+                <w:b/>
+                <w:color w:val="FFFFFF"/>
+                <w:sz w:val="20"/>
+              </w:rPr>
+              <w:t>Expected Result</w:t>
+            </w:r>
+          </w:p>
+        </w:tc>
+        <w:tc>
+          <w:tcPr>
+            <w:tcW w:type="dxa" w:w="1008"/>
+            <w:shd w:val="clear" w:color="auto" w:fill="1B4D4B"/>
+            <w:tcMar>
+              <w:top w:w="120" w:type="dxa"/>
+              <w:bottom w:w="120" w:type="dxa"/>
+              <w:left w:w="140" w:type="dxa"/>
+              <w:right w:w="140" w:type="dxa"/>
+            </w:tcMar>
+          </w:tcPr>
+          <w:p>
+            <w:pPr>
+              <w:spacing w:before="0" w:after="0"/>
+              <w:jc w:val="left"/>
+            </w:pPr>
+            <w:r>
+              <w:rPr>
+                <w:rFonts w:ascii="Calibri" w:hAnsi="Calibri"/>
+                <w:b/>
+                <w:color w:val="FFFFFF"/>
+                <w:sz w:val="20"/>
+              </w:rPr>
+              <w:t>Status</w:t>
+            </w:r>
+          </w:p>
+        </w:tc>
+      </w:tr>
+      <w:tr>
+        <w:tc>
+          <w:tcPr>
+            <w:tcW w:type="dxa" w:w="1440"/>
+            <w:shd w:val="clear" w:color="auto" w:fill="FFFFFF"/>
+            <w:tcMar>
+              <w:top w:w="100" w:type="dxa"/>
+              <w:bottom w:w="100" w:type="dxa"/>
+              <w:left w:w="140" w:type="dxa"/>
+              <w:right w:w="140" w:type="dxa"/>
+            </w:tcMar>
+          </w:tcPr>
+          <w:p>
+            <w:pPr>
+              <w:spacing w:before="0" w:after="0" w:line="276" w:lineRule="auto"/>
+              <w:jc w:val="left"/>
+            </w:pPr>
+            <w:r>
+              <w:rPr>
+                <w:rFonts w:ascii="Calibri" w:hAnsi="Calibri"/>
+                <w:color w:val="1A202C"/>
                 <w:sz w:val="19"/>
               </w:rPr>
-              <w:t># Step 1: Initialize local Git repository</w:t>
-              <w:br/>
-              <w:t>$ git init</w:t>
-              <w:br/>
-              <w:t>Initialized empty Git repository in C:/Users/Krushna/Documents/Projects/Invoice Generator/.git/</w:t>
-              <w:br/>
-              <w:br/>
-              <w:t># Step 2: Stage all project assets</w:t>
-              <w:br/>
-              <w:t>$ git add index.html style.css script.js manifest.json sw.js test_invoice_engine.py</w:t>
-              <w:br/>
-              <w:br/>
-              <w:t># Step 3: Record initial commit</w:t>
-              <w:br/>
-              <w:t>$ git commit -m "feat: initial release of Ledgerly invoice generator PWA"</w:t>
-              <w:br/>
-              <w:t>[main (root-commit) 4a8b1c2] feat: initial release of Ledgerly invoice generator PWA</w:t>
-              <w:br/>
-              <w:t xml:space="preserve"> 6 files changed, 5250 insertions(+)</w:t>
-              <w:br/>
-              <w:br/>
-              <w:t># Step 4: Link local repository to GitHub remote</w:t>
-              <w:br/>
-              <w:t>$ git remote add origin https://github.com/krushna-patil/ledgerly-invoice-generator.git</w:t>
-              <w:br/>
-              <w:br/>
-              <w:t># Step 5: Push codebase to main branch</w:t>
-              <w:br/>
-              <w:t>$ git push -u origin main</w:t>
-              <w:br/>
-              <w:t>Enumerating objects: 8, done.</w:t>
-              <w:br/>
-              <w:t>Counting objects: 100% (8/8), done.</w:t>
-              <w:br/>
-              <w:t>Writing objects: 100% (8/8), 48.20 KiB | 4.82 MiB/s, done.</w:t>
-              <w:br/>
-              <w:t>Total 8 (delta 0), reused 0 (delta 0)</w:t>
-              <w:br/>
-              <w:t>To https://github.com/krushna-patil/ledgerly-invoice-generator.git</w:t>
-              <w:br/>
-              <w:t xml:space="preserve"> * [new branch]      main -&gt; main</w:t>
+              <w:t>TC_DEP_01</w:t>
+            </w:r>
+          </w:p>
+        </w:tc>
+        <w:tc>
+          <w:tcPr>
+            <w:tcW w:type="dxa" w:w="2592"/>
+            <w:shd w:val="clear" w:color="auto" w:fill="FFFFFF"/>
+            <w:tcMar>
+              <w:top w:w="100" w:type="dxa"/>
+              <w:bottom w:w="100" w:type="dxa"/>
+              <w:left w:w="140" w:type="dxa"/>
+              <w:right w:w="140" w:type="dxa"/>
+            </w:tcMar>
+          </w:tcPr>
+          <w:p>
+            <w:pPr>
+              <w:spacing w:before="0" w:after="0" w:line="276" w:lineRule="auto"/>
+              <w:jc w:val="left"/>
+            </w:pPr>
+            <w:r>
+              <w:rPr>
+                <w:rFonts w:ascii="Calibri" w:hAnsi="Calibri"/>
+                <w:color w:val="1A202C"/>
+                <w:sz w:val="19"/>
+              </w:rPr>
+              <w:t>Verify Git remote synchronization</w:t>
+            </w:r>
+          </w:p>
+        </w:tc>
+        <w:tc>
+          <w:tcPr>
+            <w:tcW w:type="dxa" w:w="2160"/>
+            <w:shd w:val="clear" w:color="auto" w:fill="FFFFFF"/>
+            <w:tcMar>
+              <w:top w:w="100" w:type="dxa"/>
+              <w:bottom w:w="100" w:type="dxa"/>
+              <w:left w:w="140" w:type="dxa"/>
+              <w:right w:w="140" w:type="dxa"/>
+            </w:tcMar>
+          </w:tcPr>
+          <w:p>
+            <w:pPr>
+              <w:spacing w:before="0" w:after="0" w:line="276" w:lineRule="auto"/>
+              <w:jc w:val="left"/>
+            </w:pPr>
+            <w:r>
+              <w:rPr>
+                <w:rFonts w:ascii="Calibri" w:hAnsi="Calibri"/>
+                <w:color w:val="1A202C"/>
+                <w:sz w:val="19"/>
+              </w:rPr>
+              <w:t>git push origin main</w:t>
+            </w:r>
+          </w:p>
+        </w:tc>
+        <w:tc>
+          <w:tcPr>
+            <w:tcW w:type="dxa" w:w="2160"/>
+            <w:shd w:val="clear" w:color="auto" w:fill="FFFFFF"/>
+            <w:tcMar>
+              <w:top w:w="100" w:type="dxa"/>
+              <w:bottom w:w="100" w:type="dxa"/>
+              <w:left w:w="140" w:type="dxa"/>
+              <w:right w:w="140" w:type="dxa"/>
+            </w:tcMar>
+          </w:tcPr>
+          <w:p>
+            <w:pPr>
+              <w:spacing w:before="0" w:after="0" w:line="276" w:lineRule="auto"/>
+              <w:jc w:val="left"/>
+            </w:pPr>
+            <w:r>
+              <w:rPr>
+                <w:rFonts w:ascii="Calibri" w:hAnsi="Calibri"/>
+                <w:color w:val="1A202C"/>
+                <w:sz w:val="19"/>
+              </w:rPr>
+              <w:t>Remote updated to match local branch main cleanly</w:t>
+            </w:r>
+          </w:p>
+        </w:tc>
+        <w:tc>
+          <w:tcPr>
+            <w:tcW w:type="dxa" w:w="1008"/>
+            <w:shd w:val="clear" w:color="auto" w:fill="FFFFFF"/>
+            <w:tcMar>
+              <w:top w:w="100" w:type="dxa"/>
+              <w:bottom w:w="100" w:type="dxa"/>
+              <w:left w:w="140" w:type="dxa"/>
+              <w:right w:w="140" w:type="dxa"/>
+            </w:tcMar>
+          </w:tcPr>
+          <w:p>
+            <w:pPr>
+              <w:spacing w:before="0" w:after="0" w:line="276" w:lineRule="auto"/>
+              <w:jc w:val="left"/>
+            </w:pPr>
+            <w:r>
+              <w:rPr>
+                <w:rFonts w:ascii="Calibri" w:hAnsi="Calibri"/>
+                <w:color w:val="1A202C"/>
+                <w:sz w:val="19"/>
+              </w:rPr>
+              <w:t>Pass</w:t>
+            </w:r>
+          </w:p>
+        </w:tc>
+      </w:tr>
+      <w:tr>
+        <w:tc>
+          <w:tcPr>
+            <w:tcW w:type="dxa" w:w="1440"/>
+            <w:shd w:val="clear" w:color="auto" w:fill="F7FAFC"/>
+            <w:tcMar>
+              <w:top w:w="100" w:type="dxa"/>
+              <w:bottom w:w="100" w:type="dxa"/>
+              <w:left w:w="140" w:type="dxa"/>
+              <w:right w:w="140" w:type="dxa"/>
+            </w:tcMar>
+          </w:tcPr>
+          <w:p>
+            <w:pPr>
+              <w:spacing w:before="0" w:after="0" w:line="276" w:lineRule="auto"/>
+              <w:jc w:val="left"/>
+            </w:pPr>
+            <w:r>
+              <w:rPr>
+                <w:rFonts w:ascii="Calibri" w:hAnsi="Calibri"/>
+                <w:color w:val="1A202C"/>
+                <w:sz w:val="19"/>
+              </w:rPr>
+              <w:t>TC_DEP_02</w:t>
+            </w:r>
+          </w:p>
+        </w:tc>
+        <w:tc>
+          <w:tcPr>
+            <w:tcW w:type="dxa" w:w="2592"/>
+            <w:shd w:val="clear" w:color="auto" w:fill="F7FAFC"/>
+            <w:tcMar>
+              <w:top w:w="100" w:type="dxa"/>
+              <w:bottom w:w="100" w:type="dxa"/>
+              <w:left w:w="140" w:type="dxa"/>
+              <w:right w:w="140" w:type="dxa"/>
+            </w:tcMar>
+          </w:tcPr>
+          <w:p>
+            <w:pPr>
+              <w:spacing w:before="0" w:after="0" w:line="276" w:lineRule="auto"/>
+              <w:jc w:val="left"/>
+            </w:pPr>
+            <w:r>
+              <w:rPr>
+                <w:rFonts w:ascii="Calibri" w:hAnsi="Calibri"/>
+                <w:color w:val="1A202C"/>
+                <w:sz w:val="19"/>
+              </w:rPr>
+              <w:t>Verify Service Worker registration</w:t>
+            </w:r>
+          </w:p>
+        </w:tc>
+        <w:tc>
+          <w:tcPr>
+            <w:tcW w:type="dxa" w:w="2160"/>
+            <w:shd w:val="clear" w:color="auto" w:fill="F7FAFC"/>
+            <w:tcMar>
+              <w:top w:w="100" w:type="dxa"/>
+              <w:bottom w:w="100" w:type="dxa"/>
+              <w:left w:w="140" w:type="dxa"/>
+              <w:right w:w="140" w:type="dxa"/>
+            </w:tcMar>
+          </w:tcPr>
+          <w:p>
+            <w:pPr>
+              <w:spacing w:before="0" w:after="0" w:line="276" w:lineRule="auto"/>
+              <w:jc w:val="left"/>
+            </w:pPr>
+            <w:r>
+              <w:rPr>
+                <w:rFonts w:ascii="Calibri" w:hAnsi="Calibri"/>
+                <w:color w:val="1A202C"/>
+                <w:sz w:val="19"/>
+              </w:rPr>
+              <w:t>Inspect navigator.serviceWorker</w:t>
+            </w:r>
+          </w:p>
+        </w:tc>
+        <w:tc>
+          <w:tcPr>
+            <w:tcW w:type="dxa" w:w="2160"/>
+            <w:shd w:val="clear" w:color="auto" w:fill="F7FAFC"/>
+            <w:tcMar>
+              <w:top w:w="100" w:type="dxa"/>
+              <w:bottom w:w="100" w:type="dxa"/>
+              <w:left w:w="140" w:type="dxa"/>
+              <w:right w:w="140" w:type="dxa"/>
+            </w:tcMar>
+          </w:tcPr>
+          <w:p>
+            <w:pPr>
+              <w:spacing w:before="0" w:after="0" w:line="276" w:lineRule="auto"/>
+              <w:jc w:val="left"/>
+            </w:pPr>
+            <w:r>
+              <w:rPr>
+                <w:rFonts w:ascii="Calibri" w:hAnsi="Calibri"/>
+                <w:color w:val="1A202C"/>
+                <w:sz w:val="19"/>
+              </w:rPr>
+              <w:t>Service worker registered with scope: ./</w:t>
+            </w:r>
+          </w:p>
+        </w:tc>
+        <w:tc>
+          <w:tcPr>
+            <w:tcW w:type="dxa" w:w="1008"/>
+            <w:shd w:val="clear" w:color="auto" w:fill="F7FAFC"/>
+            <w:tcMar>
+              <w:top w:w="100" w:type="dxa"/>
+              <w:bottom w:w="100" w:type="dxa"/>
+              <w:left w:w="140" w:type="dxa"/>
+              <w:right w:w="140" w:type="dxa"/>
+            </w:tcMar>
+          </w:tcPr>
+          <w:p>
+            <w:pPr>
+              <w:spacing w:before="0" w:after="0" w:line="276" w:lineRule="auto"/>
+              <w:jc w:val="left"/>
+            </w:pPr>
+            <w:r>
+              <w:rPr>
+                <w:rFonts w:ascii="Calibri" w:hAnsi="Calibri"/>
+                <w:color w:val="1A202C"/>
+                <w:sz w:val="19"/>
+              </w:rPr>
+              <w:t>Pass</w:t>
+            </w:r>
+          </w:p>
+        </w:tc>
+      </w:tr>
+      <w:tr>
+        <w:tc>
+          <w:tcPr>
+            <w:tcW w:type="dxa" w:w="1440"/>
+            <w:shd w:val="clear" w:color="auto" w:fill="FFFFFF"/>
+            <w:tcMar>
+              <w:top w:w="100" w:type="dxa"/>
+              <w:bottom w:w="100" w:type="dxa"/>
+              <w:left w:w="140" w:type="dxa"/>
+              <w:right w:w="140" w:type="dxa"/>
+            </w:tcMar>
+          </w:tcPr>
+          <w:p>
+            <w:pPr>
+              <w:spacing w:before="0" w:after="0" w:line="276" w:lineRule="auto"/>
+              <w:jc w:val="left"/>
+            </w:pPr>
+            <w:r>
+              <w:rPr>
+                <w:rFonts w:ascii="Calibri" w:hAnsi="Calibri"/>
+                <w:color w:val="1A202C"/>
+                <w:sz w:val="19"/>
+              </w:rPr>
+              <w:t>TC_DEP_03</w:t>
+            </w:r>
+          </w:p>
+        </w:tc>
+        <w:tc>
+          <w:tcPr>
+            <w:tcW w:type="dxa" w:w="2592"/>
+            <w:shd w:val="clear" w:color="auto" w:fill="FFFFFF"/>
+            <w:tcMar>
+              <w:top w:w="100" w:type="dxa"/>
+              <w:bottom w:w="100" w:type="dxa"/>
+              <w:left w:w="140" w:type="dxa"/>
+              <w:right w:w="140" w:type="dxa"/>
+            </w:tcMar>
+          </w:tcPr>
+          <w:p>
+            <w:pPr>
+              <w:spacing w:before="0" w:after="0" w:line="276" w:lineRule="auto"/>
+              <w:jc w:val="left"/>
+            </w:pPr>
+            <w:r>
+              <w:rPr>
+                <w:rFonts w:ascii="Calibri" w:hAnsi="Calibri"/>
+                <w:color w:val="1A202C"/>
+                <w:sz w:val="19"/>
+              </w:rPr>
+              <w:t>Verify Offline App Shell</w:t>
+            </w:r>
+          </w:p>
+        </w:tc>
+        <w:tc>
+          <w:tcPr>
+            <w:tcW w:type="dxa" w:w="2160"/>
+            <w:shd w:val="clear" w:color="auto" w:fill="FFFFFF"/>
+            <w:tcMar>
+              <w:top w:w="100" w:type="dxa"/>
+              <w:bottom w:w="100" w:type="dxa"/>
+              <w:left w:w="140" w:type="dxa"/>
+              <w:right w:w="140" w:type="dxa"/>
+            </w:tcMar>
+          </w:tcPr>
+          <w:p>
+            <w:pPr>
+              <w:spacing w:before="0" w:after="0" w:line="276" w:lineRule="auto"/>
+              <w:jc w:val="left"/>
+            </w:pPr>
+            <w:r>
+              <w:rPr>
+                <w:rFonts w:ascii="Calibri" w:hAnsi="Calibri"/>
+                <w:color w:val="1A202C"/>
+                <w:sz w:val="19"/>
+              </w:rPr>
+              <w:t>Simulate offline mode in DevTools</w:t>
+            </w:r>
+          </w:p>
+        </w:tc>
+        <w:tc>
+          <w:tcPr>
+            <w:tcW w:type="dxa" w:w="2160"/>
+            <w:shd w:val="clear" w:color="auto" w:fill="FFFFFF"/>
+            <w:tcMar>
+              <w:top w:w="100" w:type="dxa"/>
+              <w:bottom w:w="100" w:type="dxa"/>
+              <w:left w:w="140" w:type="dxa"/>
+              <w:right w:w="140" w:type="dxa"/>
+            </w:tcMar>
+          </w:tcPr>
+          <w:p>
+            <w:pPr>
+              <w:spacing w:before="0" w:after="0" w:line="276" w:lineRule="auto"/>
+              <w:jc w:val="left"/>
+            </w:pPr>
+            <w:r>
+              <w:rPr>
+                <w:rFonts w:ascii="Calibri" w:hAnsi="Calibri"/>
+                <w:color w:val="1A202C"/>
+                <w:sz w:val="19"/>
+              </w:rPr>
+              <w:t>App loads completely without network access</w:t>
+            </w:r>
+          </w:p>
+        </w:tc>
+        <w:tc>
+          <w:tcPr>
+            <w:tcW w:type="dxa" w:w="1008"/>
+            <w:shd w:val="clear" w:color="auto" w:fill="FFFFFF"/>
+            <w:tcMar>
+              <w:top w:w="100" w:type="dxa"/>
+              <w:bottom w:w="100" w:type="dxa"/>
+              <w:left w:w="140" w:type="dxa"/>
+              <w:right w:w="140" w:type="dxa"/>
+            </w:tcMar>
+          </w:tcPr>
+          <w:p>
+            <w:pPr>
+              <w:spacing w:before="0" w:after="0" w:line="276" w:lineRule="auto"/>
+              <w:jc w:val="left"/>
+            </w:pPr>
+            <w:r>
+              <w:rPr>
+                <w:rFonts w:ascii="Calibri" w:hAnsi="Calibri"/>
+                <w:color w:val="1A202C"/>
+                <w:sz w:val="19"/>
+              </w:rPr>
+              <w:t>Pass</w:t>
+            </w:r>
+          </w:p>
+        </w:tc>
+      </w:tr>
+      <w:tr>
+        <w:tc>
+          <w:tcPr>
+            <w:tcW w:type="dxa" w:w="1440"/>
+            <w:shd w:val="clear" w:color="auto" w:fill="F7FAFC"/>
+            <w:tcMar>
+              <w:top w:w="100" w:type="dxa"/>
+              <w:bottom w:w="100" w:type="dxa"/>
+              <w:left w:w="140" w:type="dxa"/>
+              <w:right w:w="140" w:type="dxa"/>
+            </w:tcMar>
+          </w:tcPr>
+          <w:p>
+            <w:pPr>
+              <w:spacing w:before="0" w:after="0" w:line="276" w:lineRule="auto"/>
+              <w:jc w:val="left"/>
+            </w:pPr>
+            <w:r>
+              <w:rPr>
+                <w:rFonts w:ascii="Calibri" w:hAnsi="Calibri"/>
+                <w:color w:val="1A202C"/>
+                <w:sz w:val="19"/>
+              </w:rPr>
+              <w:t>TC_DEP_04</w:t>
+            </w:r>
+          </w:p>
+        </w:tc>
+        <w:tc>
+          <w:tcPr>
+            <w:tcW w:type="dxa" w:w="2592"/>
+            <w:shd w:val="clear" w:color="auto" w:fill="F7FAFC"/>
+            <w:tcMar>
+              <w:top w:w="100" w:type="dxa"/>
+              <w:bottom w:w="100" w:type="dxa"/>
+              <w:left w:w="140" w:type="dxa"/>
+              <w:right w:w="140" w:type="dxa"/>
+            </w:tcMar>
+          </w:tcPr>
+          <w:p>
+            <w:pPr>
+              <w:spacing w:before="0" w:after="0" w:line="276" w:lineRule="auto"/>
+              <w:jc w:val="left"/>
+            </w:pPr>
+            <w:r>
+              <w:rPr>
+                <w:rFonts w:ascii="Calibri" w:hAnsi="Calibri"/>
+                <w:color w:val="1A202C"/>
+                <w:sz w:val="19"/>
+              </w:rPr>
+              <w:t>Verify Cache invalidation on update</w:t>
+            </w:r>
+          </w:p>
+        </w:tc>
+        <w:tc>
+          <w:tcPr>
+            <w:tcW w:type="dxa" w:w="2160"/>
+            <w:shd w:val="clear" w:color="auto" w:fill="F7FAFC"/>
+            <w:tcMar>
+              <w:top w:w="100" w:type="dxa"/>
+              <w:bottom w:w="100" w:type="dxa"/>
+              <w:left w:w="140" w:type="dxa"/>
+              <w:right w:w="140" w:type="dxa"/>
+            </w:tcMar>
+          </w:tcPr>
+          <w:p>
+            <w:pPr>
+              <w:spacing w:before="0" w:after="0" w:line="276" w:lineRule="auto"/>
+              <w:jc w:val="left"/>
+            </w:pPr>
+            <w:r>
+              <w:rPr>
+                <w:rFonts w:ascii="Calibri" w:hAnsi="Calibri"/>
+                <w:color w:val="1A202C"/>
+                <w:sz w:val="19"/>
+              </w:rPr>
+              <w:t>Increment CACHE_NAME to v2</w:t>
+            </w:r>
+          </w:p>
+        </w:tc>
+        <w:tc>
+          <w:tcPr>
+            <w:tcW w:type="dxa" w:w="2160"/>
+            <w:shd w:val="clear" w:color="auto" w:fill="F7FAFC"/>
+            <w:tcMar>
+              <w:top w:w="100" w:type="dxa"/>
+              <w:bottom w:w="100" w:type="dxa"/>
+              <w:left w:w="140" w:type="dxa"/>
+              <w:right w:w="140" w:type="dxa"/>
+            </w:tcMar>
+          </w:tcPr>
+          <w:p>
+            <w:pPr>
+              <w:spacing w:before="0" w:after="0" w:line="276" w:lineRule="auto"/>
+              <w:jc w:val="left"/>
+            </w:pPr>
+            <w:r>
+              <w:rPr>
+                <w:rFonts w:ascii="Calibri" w:hAnsi="Calibri"/>
+                <w:color w:val="1A202C"/>
+                <w:sz w:val="19"/>
+              </w:rPr>
+              <w:t>Old cache purged; fresh assets cached in activate event</w:t>
+            </w:r>
+          </w:p>
+        </w:tc>
+        <w:tc>
+          <w:tcPr>
+            <w:tcW w:type="dxa" w:w="1008"/>
+            <w:shd w:val="clear" w:color="auto" w:fill="F7FAFC"/>
+            <w:tcMar>
+              <w:top w:w="100" w:type="dxa"/>
+              <w:bottom w:w="100" w:type="dxa"/>
+              <w:left w:w="140" w:type="dxa"/>
+              <w:right w:w="140" w:type="dxa"/>
+            </w:tcMar>
+          </w:tcPr>
+          <w:p>
+            <w:pPr>
+              <w:spacing w:before="0" w:after="0" w:line="276" w:lineRule="auto"/>
+              <w:jc w:val="left"/>
+            </w:pPr>
+            <w:r>
+              <w:rPr>
+                <w:rFonts w:ascii="Calibri" w:hAnsi="Calibri"/>
+                <w:color w:val="1A202C"/>
+                <w:sz w:val="19"/>
+              </w:rPr>
+              <w:t>Pass</w:t>
+            </w:r>
+          </w:p>
+        </w:tc>
+      </w:tr>
+      <w:tr>
+        <w:tc>
+          <w:tcPr>
+            <w:tcW w:type="dxa" w:w="1440"/>
+            <w:shd w:val="clear" w:color="auto" w:fill="FFFFFF"/>
+            <w:tcMar>
+              <w:top w:w="100" w:type="dxa"/>
+              <w:bottom w:w="100" w:type="dxa"/>
+              <w:left w:w="140" w:type="dxa"/>
+              <w:right w:w="140" w:type="dxa"/>
+            </w:tcMar>
+          </w:tcPr>
+          <w:p>
+            <w:pPr>
+              <w:spacing w:before="0" w:after="0" w:line="276" w:lineRule="auto"/>
+              <w:jc w:val="left"/>
+            </w:pPr>
+            <w:r>
+              <w:rPr>
+                <w:rFonts w:ascii="Calibri" w:hAnsi="Calibri"/>
+                <w:color w:val="1A202C"/>
+                <w:sz w:val="19"/>
+              </w:rPr>
+              <w:t>TC_DEP_05</w:t>
+            </w:r>
+          </w:p>
+        </w:tc>
+        <w:tc>
+          <w:tcPr>
+            <w:tcW w:type="dxa" w:w="2592"/>
+            <w:shd w:val="clear" w:color="auto" w:fill="FFFFFF"/>
+            <w:tcMar>
+              <w:top w:w="100" w:type="dxa"/>
+              <w:bottom w:w="100" w:type="dxa"/>
+              <w:left w:w="140" w:type="dxa"/>
+              <w:right w:w="140" w:type="dxa"/>
+            </w:tcMar>
+          </w:tcPr>
+          <w:p>
+            <w:pPr>
+              <w:spacing w:before="0" w:after="0" w:line="276" w:lineRule="auto"/>
+              <w:jc w:val="left"/>
+            </w:pPr>
+            <w:r>
+              <w:rPr>
+                <w:rFonts w:ascii="Calibri" w:hAnsi="Calibri"/>
+                <w:color w:val="1A202C"/>
+                <w:sz w:val="19"/>
+              </w:rPr>
+              <w:t>Verify HTTPS edge deployment</w:t>
+            </w:r>
+          </w:p>
+        </w:tc>
+        <w:tc>
+          <w:tcPr>
+            <w:tcW w:type="dxa" w:w="2160"/>
+            <w:shd w:val="clear" w:color="auto" w:fill="FFFFFF"/>
+            <w:tcMar>
+              <w:top w:w="100" w:type="dxa"/>
+              <w:bottom w:w="100" w:type="dxa"/>
+              <w:left w:w="140" w:type="dxa"/>
+              <w:right w:w="140" w:type="dxa"/>
+            </w:tcMar>
+          </w:tcPr>
+          <w:p>
+            <w:pPr>
+              <w:spacing w:before="0" w:after="0" w:line="276" w:lineRule="auto"/>
+              <w:jc w:val="left"/>
+            </w:pPr>
+            <w:r>
+              <w:rPr>
+                <w:rFonts w:ascii="Calibri" w:hAnsi="Calibri"/>
+                <w:color w:val="1A202C"/>
+                <w:sz w:val="19"/>
+              </w:rPr>
+              <w:t>Access via GitHub Pages URL</w:t>
+            </w:r>
+          </w:p>
+        </w:tc>
+        <w:tc>
+          <w:tcPr>
+            <w:tcW w:type="dxa" w:w="2160"/>
+            <w:shd w:val="clear" w:color="auto" w:fill="FFFFFF"/>
+            <w:tcMar>
+              <w:top w:w="100" w:type="dxa"/>
+              <w:bottom w:w="100" w:type="dxa"/>
+              <w:left w:w="140" w:type="dxa"/>
+              <w:right w:w="140" w:type="dxa"/>
+            </w:tcMar>
+          </w:tcPr>
+          <w:p>
+            <w:pPr>
+              <w:spacing w:before="0" w:after="0" w:line="276" w:lineRule="auto"/>
+              <w:jc w:val="left"/>
+            </w:pPr>
+            <w:r>
+              <w:rPr>
+                <w:rFonts w:ascii="Calibri" w:hAnsi="Calibri"/>
+                <w:color w:val="1A202C"/>
+                <w:sz w:val="19"/>
+              </w:rPr>
+              <w:t>HTTPS certificate valid; secure context enables Service Worker</w:t>
+            </w:r>
+          </w:p>
+        </w:tc>
+        <w:tc>
+          <w:tcPr>
+            <w:tcW w:type="dxa" w:w="1008"/>
+            <w:shd w:val="clear" w:color="auto" w:fill="FFFFFF"/>
+            <w:tcMar>
+              <w:top w:w="100" w:type="dxa"/>
+              <w:bottom w:w="100" w:type="dxa"/>
+              <w:left w:w="140" w:type="dxa"/>
+              <w:right w:w="140" w:type="dxa"/>
+            </w:tcMar>
+          </w:tcPr>
+          <w:p>
+            <w:pPr>
+              <w:spacing w:before="0" w:after="0" w:line="276" w:lineRule="auto"/>
+              <w:jc w:val="left"/>
+            </w:pPr>
+            <w:r>
+              <w:rPr>
+                <w:rFonts w:ascii="Calibri" w:hAnsi="Calibri"/>
+                <w:color w:val="1A202C"/>
+                <w:sz w:val="19"/>
+              </w:rPr>
+              <w:t>Pass</w:t>
             </w:r>
           </w:p>
         </w:tc>
@@ -529,111 +2727,290 @@
     <w:p>
       <w:pPr>
         <w:pStyle w:val="Heading2"/>
+        <w:spacing w:before="200" w:after="60"/>
       </w:pPr>
       <w:r>
         <w:rPr>
           <w:rFonts w:ascii="Calibri" w:hAnsi="Calibri"/>
           <w:b/>
           <w:color w:val="2C3E50"/>
-          <w:sz w:val="26"/>
+          <w:sz w:val="25"/>
         </w:rPr>
-        <w:t>4. Deployment on GitHub Pages</w:t>
-      </w:r>
-    </w:p>
-    <w:p>
-      <w:r>
-        <w:t>1. Open the repository on GitHub: https://github.com/krushna-patil/ledgerly-invoice-generator.</w:t>
-        <w:br/>
-        <w:t>2. Navigate to Settings &gt; Pages.</w:t>
-        <w:br/>
-        <w:t>3. Under 'Build and deployment', set Source to 'Deploy from a branch'.</w:t>
-        <w:br/>
-        <w:t>4. Select Branch: main and Folder: / (root).</w:t>
-        <w:br/>
-        <w:t>5. Click Save.</w:t>
-        <w:br/>
-        <w:t>6. GitHub Actions automatically builds and publishes the site to:</w:t>
-        <w:br/>
-        <w:t xml:space="preserve">   https://krushna-patil.github.io/ledgerly-invoice-generator/</w:t>
+        <w:t>Review &amp; Viva-Voce Questions with Solutions</w:t>
       </w:r>
     </w:p>
     <w:p>
       <w:pPr>
-        <w:pStyle w:val="Heading2"/>
+        <w:spacing w:before="0" w:after="90" w:line="276" w:lineRule="auto"/>
+      </w:pPr>
+      <w:r>
+        <w:rPr>
+          <w:rFonts w:ascii="Calibri" w:hAnsi="Calibri"/>
+          <w:color w:val="1A202C"/>
+          <w:sz w:val="21"/>
+        </w:rPr>
+        <w:t>The following technical review questions assess core understanding of software engineering principles, web runtime behavior, and architecture applied in this experiment:</w:t>
+      </w:r>
+    </w:p>
+    <w:p>
+      <w:pPr>
+        <w:spacing w:before="120" w:after="40" w:line="276" w:lineRule="auto"/>
+      </w:pPr>
+      <w:r>
+        <w:rPr>
+          <w:rFonts w:ascii="Calibri" w:hAnsi="Calibri"/>
+          <w:b/>
+          <w:color w:val="1B4D4B"/>
+          <w:sz w:val="21"/>
+        </w:rPr>
+        <w:t>Q1. What is the difference between git fetch and git pull?</w:t>
+      </w:r>
+    </w:p>
+    <w:p>
+      <w:pPr>
+        <w:spacing w:before="0" w:after="120" w:line="276" w:lineRule="auto"/>
       </w:pPr>
       <w:r>
         <w:rPr>
           <w:rFonts w:ascii="Calibri" w:hAnsi="Calibri"/>
           <w:b/>
           <w:color w:val="2C3E50"/>
-          <w:sz w:val="26"/>
+          <w:sz w:val="20"/>
         </w:rPr>
-        <w:t>5. Automated Update Verification</w:t>
+        <w:t xml:space="preserve">Answer: </w:t>
       </w:r>
-    </w:p>
-    <w:p>
       <w:r>
-        <w:t>When local enhancements are made (e.g. updating styles or tax rates), committing and pushing changes automatically triggers GitHub Pages deployment within 30 seconds:</w:t>
-        <w:br/>
-        <w:t xml:space="preserve">  $ git add style.css</w:t>
-        <w:br/>
-        <w:t xml:space="preserve">  $ git commit -m "style: refine invoice print margins"</w:t>
-        <w:br/>
-        <w:t xml:space="preserve">  $ git push origin main</w:t>
-        <w:br/>
-        <w:t>The live website immediately reflects the latest code.</w:t>
+        <w:rPr>
+          <w:rFonts w:ascii="Calibri" w:hAnsi="Calibri"/>
+          <w:color w:val="1A202C"/>
+          <w:sz w:val="20"/>
+        </w:rPr>
+        <w:t>git fetch downloads commits, files, and refs from a remote repository into your local repository without altering your current working branch. git pull executes git fetch followed immediately by a git merge into the currently checked-out branch.</w:t>
       </w:r>
     </w:p>
     <w:p>
       <w:pPr>
-        <w:pStyle w:val="Heading2"/>
+        <w:spacing w:before="120" w:after="40" w:line="276" w:lineRule="auto"/>
+      </w:pPr>
+      <w:r>
+        <w:rPr>
+          <w:rFonts w:ascii="Calibri" w:hAnsi="Calibri"/>
+          <w:b/>
+          <w:color w:val="1B4D4B"/>
+          <w:sz w:val="21"/>
+        </w:rPr>
+        <w:t>Q2. Why does a Service Worker require HTTPS?</w:t>
+      </w:r>
+    </w:p>
+    <w:p>
+      <w:pPr>
+        <w:spacing w:before="0" w:after="120" w:line="276" w:lineRule="auto"/>
       </w:pPr>
       <w:r>
         <w:rPr>
           <w:rFonts w:ascii="Calibri" w:hAnsi="Calibri"/>
           <w:b/>
           <w:color w:val="2C3E50"/>
-          <w:sz w:val="26"/>
+          <w:sz w:val="20"/>
         </w:rPr>
-        <w:t>6. Expected Output &amp; Deployment Verification</w:t>
+        <w:t xml:space="preserve">Answer: </w:t>
       </w:r>
-    </w:p>
-    <w:p>
       <w:r>
-        <w:t>• A fully functional, live PWA accessible globally over HTTPS.</w:t>
-        <w:br/>
-        <w:t>• Traceable commit history documenting feature additions and refactoring.</w:t>
-        <w:br/>
-        <w:t>• Zero-cost web hosting with automatic SSL encryption and CDN distribution.</w:t>
+        <w:rPr>
+          <w:rFonts w:ascii="Calibri" w:hAnsi="Calibri"/>
+          <w:color w:val="1A202C"/>
+          <w:sz w:val="20"/>
+        </w:rPr>
+        <w:t>Service Workers act as client-side network proxies with the ability to intercept HTTP requests and serve arbitrary responses. If allowed over unencrypted HTTP, a man-in-the-middle attacker could inject malicious scripts permanently into the user's browser cache.</w:t>
       </w:r>
     </w:p>
     <w:p>
       <w:pPr>
-        <w:pStyle w:val="Heading2"/>
+        <w:spacing w:before="120" w:after="40" w:line="276" w:lineRule="auto"/>
+      </w:pPr>
+      <w:r>
+        <w:rPr>
+          <w:rFonts w:ascii="Calibri" w:hAnsi="Calibri"/>
+          <w:b/>
+          <w:color w:val="1B4D4B"/>
+          <w:sz w:val="21"/>
+        </w:rPr>
+        <w:t>Q3. Explain the 'Cache-First' Service Worker strategy.</w:t>
+      </w:r>
+    </w:p>
+    <w:p>
+      <w:pPr>
+        <w:spacing w:before="0" w:after="120" w:line="276" w:lineRule="auto"/>
       </w:pPr>
       <w:r>
         <w:rPr>
           <w:rFonts w:ascii="Calibri" w:hAnsi="Calibri"/>
           <w:b/>
           <w:color w:val="2C3E50"/>
-          <w:sz w:val="26"/>
+          <w:sz w:val="20"/>
         </w:rPr>
-        <w:t>7. Conclusion</w:t>
+        <w:t xml:space="preserve">Answer: </w:t>
+      </w:r>
+      <w:r>
+        <w:rPr>
+          <w:rFonts w:ascii="Calibri" w:hAnsi="Calibri"/>
+          <w:color w:val="1A202C"/>
+          <w:sz w:val="20"/>
+        </w:rPr>
+        <w:t>In a Cache-First strategy, the fetch event listener checks if the requested resource exists in CacheStorage. If found, it returns the cached response immediately (0ms network latency). If not found, it falls back to fetching the resource from the network.</w:t>
       </w:r>
     </w:p>
     <w:p>
+      <w:pPr>
+        <w:spacing w:before="120" w:after="40" w:line="276" w:lineRule="auto"/>
+      </w:pPr>
       <w:r>
-        <w:t>Experiment 13 completed the modern software development lifecycle for Ledgerly. Version control best practices were implemented using Git, and the application was successfully deployed to production via GitHub Pages.</w:t>
+        <w:rPr>
+          <w:rFonts w:ascii="Calibri" w:hAnsi="Calibri"/>
+          <w:b/>
+          <w:color w:val="1B4D4B"/>
+          <w:sz w:val="21"/>
+        </w:rPr>
+        <w:t>Q4. What does git commit-tree accomplish in Git internals?</w:t>
+      </w:r>
+    </w:p>
+    <w:p>
+      <w:pPr>
+        <w:spacing w:before="0" w:after="120" w:line="276" w:lineRule="auto"/>
+      </w:pPr>
+      <w:r>
+        <w:rPr>
+          <w:rFonts w:ascii="Calibri" w:hAnsi="Calibri"/>
+          <w:b/>
+          <w:color w:val="2C3E50"/>
+          <w:sz w:val="20"/>
+        </w:rPr>
+        <w:t xml:space="preserve">Answer: </w:t>
+      </w:r>
+      <w:r>
+        <w:rPr>
+          <w:rFonts w:ascii="Calibri" w:hAnsi="Calibri"/>
+          <w:color w:val="1A202C"/>
+          <w:sz w:val="20"/>
+        </w:rPr>
+        <w:t>git commit-tree is a low-level (plumbing) Git command that creates a commit object directly from an existing tree object, allowing developers to craft commits with custom author metadata, parent commit references, and timestamps without altering the working directory.</w:t>
+      </w:r>
+    </w:p>
+    <w:p>
+      <w:pPr>
+        <w:spacing w:before="120" w:after="40" w:line="276" w:lineRule="auto"/>
+      </w:pPr>
+      <w:r>
+        <w:rPr>
+          <w:rFonts w:ascii="Calibri" w:hAnsi="Calibri"/>
+          <w:b/>
+          <w:color w:val="1B4D4B"/>
+          <w:sz w:val="21"/>
+        </w:rPr>
+        <w:t>Q5. What are the advantages of deploying a static PWA to GitHub Pages?</w:t>
+      </w:r>
+    </w:p>
+    <w:p>
+      <w:pPr>
+        <w:spacing w:before="0" w:after="120" w:line="276" w:lineRule="auto"/>
+      </w:pPr>
+      <w:r>
+        <w:rPr>
+          <w:rFonts w:ascii="Calibri" w:hAnsi="Calibri"/>
+          <w:b/>
+          <w:color w:val="2C3E50"/>
+          <w:sz w:val="20"/>
+        </w:rPr>
+        <w:t xml:space="preserve">Answer: </w:t>
+      </w:r>
+      <w:r>
+        <w:rPr>
+          <w:rFonts w:ascii="Calibri" w:hAnsi="Calibri"/>
+          <w:color w:val="1A202C"/>
+          <w:sz w:val="20"/>
+        </w:rPr>
+        <w:t>GitHub Pages provides global CDN edge caching, automatic SSL/TLS certificate provisioning, high availability, zero hosting costs, and automated Continuous Deployment synced directly to git push events on the main branch.</w:t>
+      </w:r>
+    </w:p>
+    <w:p>
+      <w:pPr>
+        <w:pStyle w:val="Heading2"/>
+        <w:spacing w:before="200" w:after="60"/>
+      </w:pPr>
+      <w:r>
+        <w:rPr>
+          <w:rFonts w:ascii="Calibri" w:hAnsi="Calibri"/>
+          <w:b/>
+          <w:color w:val="2C3E50"/>
+          <w:sz w:val="25"/>
+        </w:rPr>
+        <w:t>Conclusion &amp; Learning Outcomes</w:t>
+      </w:r>
+    </w:p>
+    <w:p>
+      <w:pPr>
+        <w:spacing w:before="0" w:after="90" w:line="276" w:lineRule="auto"/>
+      </w:pPr>
+      <w:r>
+        <w:rPr>
+          <w:rFonts w:ascii="Calibri" w:hAnsi="Calibri"/>
+          <w:color w:val="1A202C"/>
+          <w:sz w:val="21"/>
+        </w:rPr>
+        <w:t>Experiment 13 demonstrated professional version control practices using Git and deployed the Ledgerly PWA to GitHub Pages. Configuring a robust Cache-First Service Worker guarantees lightning-fast loading and true offline operational capability for enterprise users.</w:t>
       </w:r>
     </w:p>
     <w:sectPr>
+      <w:headerReference w:type="default" r:id="rId9"/>
+      <w:footerReference w:type="default" r:id="rId10"/>
       <w:pgSz w:w="12240" w:h="15840"/>
-      <w:pgMar w:top="1440" w:right="1800" w:bottom="1440" w:left="1800" w:header="720" w:footer="720" w:gutter="0"/>
+      <w:pgMar w:top="1440" w:right="1440" w:bottom="1440" w:left="1440" w:header="720" w:footer="720" w:gutter="0"/>
       <w:cols w:space="720"/>
       <w:docGrid w:linePitch="360"/>
     </w:sectPr>
   </w:body>
 </w:document>
+</file>
+
+<file path=word/footer1.xml><?xml version="1.0" encoding="utf-8"?>
+<w:ftr xmlns:m="http://schemas.openxmlformats.org/officeDocument/2006/math" xmlns:mc="http://schemas.openxmlformats.org/markup-compatibility/2006" xmlns:mo="http://schemas.microsoft.com/office/mac/office/2008/main" xmlns:mv="urn:schemas-microsoft-com:mac:vml" xmlns:o="urn:schemas-microsoft-com:office:office" xmlns:r="http://schemas.openxmlformats.org/officeDocument/2006/relationships" xmlns:v="urn:schemas-microsoft-com:vml" xmlns:w10="urn:schemas-microsoft-com:office:word" xmlns:w14="http://schemas.microsoft.com/office/word/2010/wordml" xmlns:w="http://schemas.openxmlformats.org/wordprocessingml/2006/main" xmlns:wne="http://schemas.microsoft.com/office/word/2006/wordml" xmlns:wp14="http://schemas.microsoft.com/office/word/2010/wordprocessingDrawing" xmlns:wp="http://schemas.openxmlformats.org/drawingml/2006/wordprocessingDrawing" xmlns:wpc="http://schemas.microsoft.com/office/word/2010/wordprocessingCanvas" xmlns:wpg="http://schemas.microsoft.com/office/word/2010/wordprocessingGroup" xmlns:wpi="http://schemas.microsoft.com/office/word/2010/wordprocessingInk" xmlns:wps="http://schemas.microsoft.com/office/word/2010/wordprocessingShape" mc:Ignorable="w14 wp14">
+  <w:p>
+    <w:pPr>
+      <w:pStyle w:val="Footer"/>
+      <w:jc w:val="both"/>
+    </w:pPr>
+    <w:r>
+      <w:rPr>
+        <w:rFonts w:ascii="Calibri" w:hAnsi="Calibri"/>
+        <w:color w:val="718096"/>
+        <w:sz w:val="17"/>
+      </w:rPr>
+      <w:t>Project Case Study: Ledgerly PWA</w:t>
+      <w:tab/>
+      <w:tab/>
+      <w:t>Academic Year 2026-27</w:t>
+    </w:r>
+  </w:p>
+</w:ftr>
+</file>
+
+<file path=word/header1.xml><?xml version="1.0" encoding="utf-8"?>
+<w:hdr xmlns:m="http://schemas.openxmlformats.org/officeDocument/2006/math" xmlns:mc="http://schemas.openxmlformats.org/markup-compatibility/2006" xmlns:mo="http://schemas.microsoft.com/office/mac/office/2008/main" xmlns:mv="urn:schemas-microsoft-com:mac:vml" xmlns:o="urn:schemas-microsoft-com:office:office" xmlns:r="http://schemas.openxmlformats.org/officeDocument/2006/relationships" xmlns:v="urn:schemas-microsoft-com:vml" xmlns:w10="urn:schemas-microsoft-com:office:word" xmlns:w14="http://schemas.microsoft.com/office/word/2010/wordml" xmlns:w="http://schemas.openxmlformats.org/wordprocessingml/2006/main" xmlns:wne="http://schemas.microsoft.com/office/word/2006/wordml" xmlns:wp14="http://schemas.microsoft.com/office/word/2010/wordprocessingDrawing" xmlns:wp="http://schemas.openxmlformats.org/drawingml/2006/wordprocessingDrawing" xmlns:wpc="http://schemas.microsoft.com/office/word/2010/wordprocessingCanvas" xmlns:wpg="http://schemas.microsoft.com/office/word/2010/wordprocessingGroup" xmlns:wpi="http://schemas.microsoft.com/office/word/2010/wordprocessingInk" xmlns:wps="http://schemas.microsoft.com/office/word/2010/wordprocessingShape" mc:Ignorable="w14 wp14">
+  <w:p>
+    <w:pPr>
+      <w:pStyle w:val="Header"/>
+      <w:jc w:val="right"/>
+    </w:pPr>
+    <w:r>
+      <w:rPr>
+        <w:rFonts w:ascii="Calibri" w:hAnsi="Calibri"/>
+        <w:color w:val="718096"/>
+        <w:sz w:val="17"/>
+      </w:rPr>
+      <w:t>Department of Computer Engineering  |  WDL Lab (CMPN Div C)</w:t>
+    </w:r>
+  </w:p>
+</w:hdr>
 </file>
 
 <file path=word/numbering.xml><?xml version="1.0" encoding="utf-8"?>
